--- a/交互产品开发/Output/教案/教案_第11周_逻辑排障与兜底策略.docx
+++ b/交互产品开发/Output/教案/教案_第11周_逻辑排障与兜底策略.docx
@@ -322,7 +322,7 @@
                 <w:kern w:val="0"/>
                 <w:sz w:val="24"/>
               </w:rPr>
-              <w:t xml:space="preserve">2023级数字媒体艺术影视班：第 11 周，周三2-5节</w:t>
+              <w:t xml:space="preserve">第 11 周</w:t>
             </w:r>
           </w:p>
         </w:tc>
@@ -854,7 +854,7 @@
                 <w:kern w:val="0"/>
                 <w:sz w:val="24"/>
               </w:rPr>
-              <w:t xml:space="preserve">必读书目：</w:t>
+              <w:t xml:space="preserve">课前指定阅读教材与章节：</w:t>
             </w:r>
           </w:p>
           <w:p>
@@ -878,7 +878,7 @@
                 <w:kern w:val="0"/>
                 <w:sz w:val="24"/>
               </w:rPr>
-              <w:t xml:space="preserve">Yvonne Rogers, Helen Sharp, Jennifer Preece 著；刘晓晖 等译：交互设计：超越人机交互（原书第5版）[M]. 机械工业出版社, 2020.</w:t>
+              <w:t xml:space="preserve">《交互设计精髓 (About Face 4)》第十五章 防止错误与辅助决策</w:t>
             </w:r>
           </w:p>
         </w:tc>

--- a/交互产品开发/Output/教案/教案_第11周_逻辑排障与兜底策略.docx
+++ b/交互产品开发/Output/教案/教案_第11周_逻辑排障与兜底策略.docx
@@ -36,8 +36,8 @@
       </w:tblPr>
       <w:tblGrid>
         <w:gridCol w:w="1246"/>
-        <w:gridCol w:w="3894"/>
-        <w:gridCol w:w="3810"/>
+        <w:gridCol w:w="1740"/>
+        <w:gridCol w:w="5964"/>
       </w:tblGrid>
       <w:tr>
         <w:trPr>
@@ -66,15 +66,15 @@
               <w:jc w:val="center"/>
               <w:rPr>
                 <w:rFonts w:ascii="FangSong_GB2312" w:eastAsia="FangSong_GB2312" w:hAnsi="FangSong_GB2312" w:cs="FangSong_GB2312"/>
-                <w:color w:val="333333"/>
-                <w:kern w:val="0"/>
-                <w:sz w:val="24"/>
-              </w:rPr>
-            </w:pPr>
-            <w:r>
-              <w:rPr>
-                <w:rFonts w:ascii="FangSong_GB2312" w:eastAsia="FangSong_GB2312" w:hAnsi="FangSong_GB2312" w:cs="FangSong_GB2312" w:hint="eastAsia"/>
-                <w:color w:val="FF0000"/>
+                <w:color w:val="000000"/>
+                <w:kern w:val="0"/>
+                <w:sz w:val="24"/>
+              </w:rPr>
+            </w:pPr>
+            <w:r>
+              <w:rPr>
+                <w:rFonts w:ascii="FangSong_GB2312" w:eastAsia="FangSong_GB2312" w:hAnsi="FangSong_GB2312" w:cs="FangSong_GB2312" w:hint="eastAsia"/>
+                <w:color w:val="000000"/>
                 <w:kern w:val="0"/>
                 <w:sz w:val="24"/>
               </w:rPr>
@@ -106,19 +106,19 @@
               <w:jc w:val="center"/>
               <w:rPr>
                 <w:rFonts w:ascii="FangSong_GB2312" w:eastAsia="FangSong_GB2312" w:hAnsi="FangSong_GB2312" w:cs="FangSong_GB2312"/>
-                <w:color w:val="333333"/>
-                <w:kern w:val="0"/>
-                <w:sz w:val="24"/>
-              </w:rPr>
-            </w:pPr>
-            <w:r>
-              <w:rPr>
-                <w:rFonts w:ascii="FangSong_GB2312" w:eastAsia="FangSong_GB2312" w:hAnsi="FangSong_GB2312" w:cs="FangSong_GB2312" w:hint="eastAsia"/>
-                <w:color w:val="FF0000"/>
-                <w:kern w:val="0"/>
-                <w:sz w:val="24"/>
-              </w:rPr>
-              <w:t xml:space="preserve">项目十一  逻辑排障与兜底策略</w:t>
+                <w:color w:val="000000"/>
+                <w:kern w:val="0"/>
+                <w:sz w:val="24"/>
+              </w:rPr>
+            </w:pPr>
+            <w:r>
+              <w:rPr>
+                <w:rFonts w:ascii="FangSong_GB2312" w:eastAsia="FangSong_GB2312" w:hAnsi="FangSong_GB2312" w:cs="FangSong_GB2312" w:hint="eastAsia"/>
+                <w:color w:val="000000"/>
+                <w:kern w:val="0"/>
+                <w:sz w:val="24"/>
+              </w:rPr>
+              <w:t xml:space="preserve">第11章  逻辑排障与兜底策略</w:t>
             </w:r>
           </w:p>
         </w:tc>
@@ -150,15 +150,15 @@
               <w:jc w:val="center"/>
               <w:rPr>
                 <w:rFonts w:ascii="FangSong_GB2312" w:eastAsia="FangSong_GB2312" w:hAnsi="FangSong_GB2312" w:cs="FangSong_GB2312"/>
-                <w:color w:val="333333"/>
-                <w:kern w:val="0"/>
-                <w:sz w:val="24"/>
-              </w:rPr>
-            </w:pPr>
-            <w:r>
-              <w:rPr>
-                <w:rFonts w:ascii="FangSong_GB2312" w:eastAsia="FangSong_GB2312" w:hAnsi="FangSong_GB2312" w:cs="FangSong_GB2312" w:hint="eastAsia"/>
-                <w:color w:val="FF0000"/>
+                <w:color w:val="000000"/>
+                <w:kern w:val="0"/>
+                <w:sz w:val="24"/>
+              </w:rPr>
+            </w:pPr>
+            <w:r>
+              <w:rPr>
+                <w:rFonts w:ascii="FangSong_GB2312" w:eastAsia="FangSong_GB2312" w:hAnsi="FangSong_GB2312" w:cs="FangSong_GB2312" w:hint="eastAsia"/>
+                <w:color w:val="000000"/>
                 <w:kern w:val="0"/>
                 <w:sz w:val="24"/>
               </w:rPr>
@@ -190,15 +190,15 @@
               <w:jc w:val="center"/>
               <w:rPr>
                 <w:rFonts w:ascii="FangSong_GB2312" w:eastAsia="FangSong_GB2312" w:hAnsi="FangSong_GB2312" w:cs="FangSong_GB2312"/>
-                <w:color w:val="333333"/>
-                <w:kern w:val="0"/>
-                <w:sz w:val="24"/>
-              </w:rPr>
-            </w:pPr>
-            <w:r>
-              <w:rPr>
-                <w:rFonts w:ascii="FangSong_GB2312" w:eastAsia="FangSong_GB2312" w:hAnsi="FangSong_GB2312" w:cs="FangSong_GB2312" w:hint="eastAsia"/>
-                <w:color w:val="FF0000"/>
+                <w:color w:val="000000"/>
+                <w:kern w:val="0"/>
+                <w:sz w:val="24"/>
+              </w:rPr>
+            </w:pPr>
+            <w:r>
+              <w:rPr>
+                <w:rFonts w:ascii="FangSong_GB2312" w:eastAsia="FangSong_GB2312" w:hAnsi="FangSong_GB2312" w:cs="FangSong_GB2312" w:hint="eastAsia"/>
+                <w:color w:val="000000"/>
                 <w:kern w:val="0"/>
                 <w:sz w:val="24"/>
               </w:rPr>
@@ -213,15 +213,15 @@
               <w:jc w:val="center"/>
               <w:rPr>
                 <w:rFonts w:ascii="FangSong_GB2312" w:eastAsia="FangSong_GB2312" w:hAnsi="FangSong_GB2312" w:cs="FangSong_GB2312"/>
-                <w:color w:val="333333"/>
-                <w:kern w:val="0"/>
-                <w:sz w:val="24"/>
-              </w:rPr>
-            </w:pPr>
-            <w:r>
-              <w:rPr>
-                <w:rFonts w:ascii="FangSong_GB2312" w:eastAsia="FangSong_GB2312" w:hAnsi="FangSong_GB2312" w:cs="FangSong_GB2312" w:hint="eastAsia"/>
-                <w:color w:val="FF0000"/>
+                <w:color w:val="000000"/>
+                <w:kern w:val="0"/>
+                <w:sz w:val="24"/>
+              </w:rPr>
+            </w:pPr>
+            <w:r>
+              <w:rPr>
+                <w:rFonts w:ascii="FangSong_GB2312" w:eastAsia="FangSong_GB2312" w:hAnsi="FangSong_GB2312" w:cs="FangSong_GB2312" w:hint="eastAsia"/>
+                <w:color w:val="000000"/>
                 <w:kern w:val="0"/>
                 <w:sz w:val="24"/>
               </w:rPr>
@@ -965,7 +965,7 @@
                 <w:kern w:val="0"/>
                 <w:sz w:val="24"/>
               </w:rPr>
-              <w:t xml:space="preserve">理论讲授、重度 Bug 抢救实演、混合保真兜底演练</w:t>
+              <w:t xml:space="preserve">项目导引、重度 Bug 抢救实演、混合保真兜底演练</w:t>
             </w:r>
           </w:p>
         </w:tc>
@@ -1020,7 +1020,7 @@
         </w:tc>
         <w:tc>
           <w:tcPr>
-            <w:tcW w:w="3894" w:type="dxa"/>
+            <w:tcW w:w="1740" w:type="dxa"/>
             <w:tcBorders>
               <w:top w:val="single" w:sz="4" w:space="0" w:color="auto"/>
               <w:left w:val="single" w:sz="4" w:space="0" w:color="auto"/>
@@ -1055,7 +1055,7 @@
         </w:tc>
         <w:tc>
           <w:tcPr>
-            <w:tcW w:w="3810" w:type="dxa"/>
+            <w:tcW w:w="5964" w:type="dxa"/>
             <w:tcBorders>
               <w:top w:val="single" w:sz="4" w:space="0" w:color="auto"/>
               <w:left w:val="single" w:sz="4" w:space="0" w:color="auto"/>
@@ -1115,7 +1115,7 @@
         </w:tc>
         <w:tc>
           <w:tcPr>
-            <w:tcW w:w="3894" w:type="dxa"/>
+            <w:tcW w:w="1740" w:type="dxa"/>
             <w:tcBorders>
               <w:top w:val="single" w:sz="4" w:space="0" w:color="auto"/>
               <w:left w:val="single" w:sz="4" w:space="0" w:color="auto"/>
@@ -1150,7 +1150,7 @@
         </w:tc>
         <w:tc>
           <w:tcPr>
-            <w:tcW w:w="3810" w:type="dxa"/>
+            <w:tcW w:w="5964" w:type="dxa"/>
             <w:tcBorders>
               <w:top w:val="single" w:sz="4" w:space="0" w:color="auto"/>
               <w:left w:val="single" w:sz="4" w:space="0" w:color="auto"/>
@@ -1180,47 +1180,87 @@
                 <w:kern w:val="0"/>
                 <w:sz w:val="24"/>
               </w:rPr>
-              <w:t xml:space="preserve">【教学组织】回顾 W10 动效融入成果，检查各组项目完整度</w:t>
-            </w:r>
-          </w:p>
-          <w:p>
-            <w:pPr>
-              <w:widowControl/>
-              <w:spacing w:line="400" w:lineRule="exact"/>
-              <w:jc w:val="left"/>
-              <w:rPr>
-                <w:rFonts w:ascii="FangSong_GB2312" w:eastAsia="FangSong_GB2312" w:hAnsi="FangSong_GB2312" w:cs="FangSong_GB2312"/>
-                <w:kern w:val="0"/>
-                <w:sz w:val="24"/>
-              </w:rPr>
-            </w:pPr>
-            <w:r>
-              <w:rPr>
-                <w:rFonts w:ascii="FangSong_GB2312" w:eastAsia="FangSong_GB2312" w:hAnsi="FangSong_GB2312" w:cs="FangSong_GB2312" w:hint="eastAsia"/>
-                <w:kern w:val="0"/>
-                <w:sz w:val="24"/>
-              </w:rPr>
-              <w:t xml:space="preserve">【教学方法】理论讲授、重度 Bug 抢救实演、混合保真兜底演练</w:t>
-            </w:r>
-          </w:p>
-          <w:p>
-            <w:pPr>
-              <w:widowControl/>
-              <w:spacing w:line="400" w:lineRule="exact"/>
-              <w:jc w:val="left"/>
-              <w:rPr>
-                <w:rFonts w:ascii="FangSong_GB2312" w:eastAsia="FangSong_GB2312" w:hAnsi="FangSong_GB2312" w:cs="FangSong_GB2312"/>
-                <w:kern w:val="0"/>
-                <w:sz w:val="24"/>
-              </w:rPr>
-            </w:pPr>
-            <w:r>
-              <w:rPr>
-                <w:rFonts w:ascii="FangSong_GB2312" w:eastAsia="FangSong_GB2312" w:hAnsi="FangSong_GB2312" w:cs="FangSong_GB2312" w:hint="eastAsia"/>
-                <w:kern w:val="0"/>
-                <w:sz w:val="24"/>
-              </w:rPr>
-              <w:t xml:space="preserve">【时间安排】约10分钟（0.2理论学时）</w:t>
+              <w:t xml:space="preserve">【教学组织】上次课知识回顾:</w:t>
+            </w:r>
+          </w:p>
+          <w:p>
+            <w:pPr>
+              <w:widowControl/>
+              <w:spacing w:line="400" w:lineRule="exact"/>
+              <w:jc w:val="left"/>
+              <w:rPr>
+                <w:rFonts w:ascii="FangSong_GB2312" w:eastAsia="FangSong_GB2312" w:hAnsi="FangSong_GB2312" w:cs="FangSong_GB2312"/>
+                <w:kern w:val="0"/>
+                <w:sz w:val="24"/>
+              </w:rPr>
+            </w:pPr>
+            <w:r>
+              <w:rPr>
+                <w:rFonts w:ascii="FangSong_GB2312" w:eastAsia="FangSong_GB2312" w:hAnsi="FangSong_GB2312" w:cs="FangSong_GB2312" w:hint="eastAsia"/>
+                <w:kern w:val="0"/>
+                <w:sz w:val="24"/>
+              </w:rPr>
+              <w:t xml:space="preserve">1. 回顾 W10 动效融入成果，检查各组项目完整度</w:t>
+            </w:r>
+          </w:p>
+          <w:p>
+            <w:pPr>
+              <w:widowControl/>
+              <w:spacing w:line="400" w:lineRule="exact"/>
+              <w:jc w:val="left"/>
+              <w:rPr>
+                <w:rFonts w:ascii="FangSong_GB2312" w:eastAsia="FangSong_GB2312" w:hAnsi="FangSong_GB2312" w:cs="FangSong_GB2312"/>
+                <w:kern w:val="0"/>
+                <w:sz w:val="24"/>
+              </w:rPr>
+            </w:pPr>
+            <w:r>
+              <w:rPr>
+                <w:rFonts w:ascii="FangSong_GB2312" w:eastAsia="FangSong_GB2312" w:hAnsi="FangSong_GB2312" w:cs="FangSong_GB2312" w:hint="eastAsia"/>
+                <w:kern w:val="0"/>
+                <w:sz w:val="24"/>
+              </w:rPr>
+              <w:t xml:space="preserve">2. 检查学生对前置知识的掌握情况，建立新旧知识的逻辑桥梁。</w:t>
+            </w:r>
+          </w:p>
+          <w:p>
+            <w:pPr>
+              <w:widowControl/>
+              <w:spacing w:line="400" w:lineRule="exact"/>
+              <w:jc w:val="left"/>
+              <w:rPr>
+                <w:rFonts w:ascii="FangSong_GB2312" w:eastAsia="FangSong_GB2312" w:hAnsi="FangSong_GB2312" w:cs="FangSong_GB2312"/>
+                <w:kern w:val="0"/>
+                <w:sz w:val="24"/>
+              </w:rPr>
+            </w:pPr>
+            <w:r>
+              <w:rPr>
+                <w:rFonts w:ascii="FangSong_GB2312" w:eastAsia="FangSong_GB2312" w:hAnsi="FangSong_GB2312" w:cs="FangSong_GB2312" w:hint="eastAsia"/>
+                <w:kern w:val="0"/>
+                <w:sz w:val="24"/>
+              </w:rPr>
+              <w:t xml:space="preserve">【教学方法】项目导引、重度 Bug 抢救实演、混合保真兜底演练</w:t>
+            </w:r>
+          </w:p>
+          <w:p>
+            <w:pPr>
+              <w:widowControl/>
+              <w:spacing w:line="400" w:lineRule="exact"/>
+              <w:jc w:val="left"/>
+              <w:rPr>
+                <w:rFonts w:ascii="FangSong_GB2312" w:eastAsia="FangSong_GB2312" w:hAnsi="FangSong_GB2312" w:cs="FangSong_GB2312"/>
+                <w:kern w:val="0"/>
+                <w:sz w:val="24"/>
+              </w:rPr>
+            </w:pPr>
+            <w:r>
+              <w:rPr>
+                <w:rFonts w:ascii="FangSong_GB2312" w:eastAsia="FangSong_GB2312" w:hAnsi="FangSong_GB2312" w:cs="FangSong_GB2312" w:hint="eastAsia"/>
+                <w:kern w:val="0"/>
+                <w:sz w:val="24"/>
+              </w:rPr>
+              <w:t xml:space="preserve">【时间安排】约10分钟（0.2实践学时）</w:t>
             </w:r>
           </w:p>
           <w:p>
@@ -1271,7 +1311,7 @@
         </w:tc>
         <w:tc>
           <w:tcPr>
-            <w:tcW w:w="3894" w:type="dxa"/>
+            <w:tcW w:w="1740" w:type="dxa"/>
             <w:tcBorders>
               <w:top w:val="single" w:sz="4" w:space="0" w:color="auto"/>
               <w:left w:val="single" w:sz="4" w:space="0" w:color="auto"/>
@@ -1307,7 +1347,7 @@
         </w:tc>
         <w:tc>
           <w:tcPr>
-            <w:tcW w:w="3810" w:type="dxa"/>
+            <w:tcW w:w="5964" w:type="dxa"/>
             <w:tcBorders>
               <w:top w:val="single" w:sz="4" w:space="0" w:color="auto"/>
               <w:left w:val="single" w:sz="4" w:space="0" w:color="auto"/>
@@ -1337,47 +1377,107 @@
                 <w:kern w:val="0"/>
                 <w:sz w:val="24"/>
               </w:rPr>
-              <w:t xml:space="preserve">【教学组织】展示一个 AI 生成代码陷入死循环的真实案例，引出冷静排障与兜底的必要性</w:t>
-            </w:r>
-          </w:p>
-          <w:p>
-            <w:pPr>
-              <w:widowControl/>
-              <w:spacing w:line="400" w:lineRule="exact"/>
-              <w:jc w:val="left"/>
-              <w:rPr>
-                <w:rFonts w:ascii="FangSong_GB2312" w:eastAsia="FangSong_GB2312" w:hAnsi="FangSong_GB2312" w:cs="FangSong_GB2312"/>
-                <w:kern w:val="0"/>
-                <w:sz w:val="24"/>
-              </w:rPr>
-            </w:pPr>
-            <w:r>
-              <w:rPr>
-                <w:rFonts w:ascii="FangSong_GB2312" w:eastAsia="FangSong_GB2312" w:hAnsi="FangSong_GB2312" w:cs="FangSong_GB2312" w:hint="eastAsia"/>
-                <w:kern w:val="0"/>
-                <w:sz w:val="24"/>
-              </w:rPr>
-              <w:t xml:space="preserve">【教学方法】理论讲授、重度 Bug 抢救实演、混合保真兜底演练</w:t>
-            </w:r>
-          </w:p>
-          <w:p>
-            <w:pPr>
-              <w:widowControl/>
-              <w:spacing w:line="400" w:lineRule="exact"/>
-              <w:jc w:val="left"/>
-              <w:rPr>
-                <w:rFonts w:ascii="FangSong_GB2312" w:eastAsia="FangSong_GB2312" w:hAnsi="FangSong_GB2312" w:cs="FangSong_GB2312"/>
-                <w:kern w:val="0"/>
-                <w:sz w:val="24"/>
-              </w:rPr>
-            </w:pPr>
-            <w:r>
-              <w:rPr>
-                <w:rFonts w:ascii="FangSong_GB2312" w:eastAsia="FangSong_GB2312" w:hAnsi="FangSong_GB2312" w:cs="FangSong_GB2312" w:hint="eastAsia"/>
-                <w:kern w:val="0"/>
-                <w:sz w:val="24"/>
-              </w:rPr>
-              <w:t xml:space="preserve">【时间安排】约10分钟（0.2理论学时）</w:t>
+              <w:t xml:space="preserve">【教学组织】课程情境导入:</w:t>
+            </w:r>
+          </w:p>
+          <w:p>
+            <w:pPr>
+              <w:widowControl/>
+              <w:spacing w:line="400" w:lineRule="exact"/>
+              <w:jc w:val="left"/>
+              <w:rPr>
+                <w:rFonts w:ascii="FangSong_GB2312" w:eastAsia="FangSong_GB2312" w:hAnsi="FangSong_GB2312" w:cs="FangSong_GB2312"/>
+                <w:kern w:val="0"/>
+                <w:sz w:val="24"/>
+              </w:rPr>
+            </w:pPr>
+            <w:r>
+              <w:rPr>
+                <w:rFonts w:ascii="FangSong_GB2312" w:eastAsia="FangSong_GB2312" w:hAnsi="FangSong_GB2312" w:cs="FangSong_GB2312" w:hint="eastAsia"/>
+                <w:kern w:val="0"/>
+                <w:sz w:val="24"/>
+              </w:rPr>
+              <w:t xml:space="preserve">1. 展示一个 AI 生成代码陷入死循环的真实案例，引出冷静排障与兜底的必要性</w:t>
+            </w:r>
+          </w:p>
+          <w:p>
+            <w:pPr>
+              <w:widowControl/>
+              <w:spacing w:line="400" w:lineRule="exact"/>
+              <w:jc w:val="left"/>
+              <w:rPr>
+                <w:rFonts w:ascii="FangSong_GB2312" w:eastAsia="FangSong_GB2312" w:hAnsi="FangSong_GB2312" w:cs="FangSong_GB2312"/>
+                <w:kern w:val="0"/>
+                <w:sz w:val="24"/>
+              </w:rPr>
+            </w:pPr>
+            <w:r>
+              <w:rPr>
+                <w:rFonts w:ascii="FangSong_GB2312" w:eastAsia="FangSong_GB2312" w:hAnsi="FangSong_GB2312" w:cs="FangSong_GB2312" w:hint="eastAsia"/>
+                <w:kern w:val="0"/>
+                <w:sz w:val="24"/>
+              </w:rPr>
+              <w:t xml:space="preserve">2. 明确本节课核心聚焦点：利用大语言模型辅助排错的工程嗅觉与混合保真度的降级策略</w:t>
+            </w:r>
+          </w:p>
+          <w:p>
+            <w:pPr>
+              <w:widowControl/>
+              <w:spacing w:line="400" w:lineRule="exact"/>
+              <w:jc w:val="left"/>
+              <w:rPr>
+                <w:rFonts w:ascii="FangSong_GB2312" w:eastAsia="FangSong_GB2312" w:hAnsi="FangSong_GB2312" w:cs="FangSong_GB2312"/>
+                <w:kern w:val="0"/>
+                <w:sz w:val="24"/>
+              </w:rPr>
+            </w:pPr>
+            <w:r>
+              <w:rPr>
+                <w:rFonts w:ascii="FangSong_GB2312" w:eastAsia="FangSong_GB2312" w:hAnsi="FangSong_GB2312" w:cs="FangSong_GB2312" w:hint="eastAsia"/>
+                <w:kern w:val="0"/>
+                <w:sz w:val="24"/>
+              </w:rPr>
+              <w:t xml:space="preserve">3. 激发学生学习动机与探索兴趣。</w:t>
+            </w:r>
+          </w:p>
+          <w:p>
+            <w:pPr>
+              <w:widowControl/>
+              <w:spacing w:line="400" w:lineRule="exact"/>
+              <w:jc w:val="left"/>
+              <w:rPr>
+                <w:rFonts w:ascii="FangSong_GB2312" w:eastAsia="FangSong_GB2312" w:hAnsi="FangSong_GB2312" w:cs="FangSong_GB2312"/>
+                <w:kern w:val="0"/>
+                <w:sz w:val="24"/>
+              </w:rPr>
+            </w:pPr>
+            <w:r>
+              <w:rPr>
+                <w:rFonts w:ascii="FangSong_GB2312" w:eastAsia="FangSong_GB2312" w:hAnsi="FangSong_GB2312" w:cs="FangSong_GB2312" w:hint="eastAsia"/>
+                <w:kern w:val="0"/>
+                <w:sz w:val="24"/>
+              </w:rPr>
+              <w:t xml:space="preserve">【教学方法】项目导引、重度 Bug 抢救实演、混合保真兜底演练</w:t>
+            </w:r>
+          </w:p>
+          <w:p>
+            <w:pPr>
+              <w:widowControl/>
+              <w:spacing w:line="400" w:lineRule="exact"/>
+              <w:jc w:val="left"/>
+              <w:rPr>
+                <w:rFonts w:ascii="FangSong_GB2312" w:eastAsia="FangSong_GB2312" w:hAnsi="FangSong_GB2312" w:cs="FangSong_GB2312"/>
+                <w:kern w:val="0"/>
+                <w:sz w:val="24"/>
+              </w:rPr>
+            </w:pPr>
+            <w:r>
+              <w:rPr>
+                <w:rFonts w:ascii="FangSong_GB2312" w:eastAsia="FangSong_GB2312" w:hAnsi="FangSong_GB2312" w:cs="FangSong_GB2312" w:hint="eastAsia"/>
+                <w:kern w:val="0"/>
+                <w:sz w:val="24"/>
+              </w:rPr>
+              <w:t xml:space="preserve">【时间安排】约10分钟（0.2实践学时）</w:t>
             </w:r>
           </w:p>
           <w:p>
@@ -1428,7 +1528,7 @@
         </w:tc>
         <w:tc>
           <w:tcPr>
-            <w:tcW w:w="3894" w:type="dxa"/>
+            <w:tcW w:w="1740" w:type="dxa"/>
             <w:tcBorders>
               <w:top w:val="single" w:sz="4" w:space="0" w:color="auto"/>
               <w:left w:val="single" w:sz="4" w:space="0" w:color="auto"/>
@@ -1457,13 +1557,21 @@
                 <w:kern w:val="0"/>
                 <w:sz w:val="24"/>
               </w:rPr>
-              <w:t>新课讲授</w:t>
-            </w:r>
-          </w:p>
-        </w:tc>
-        <w:tc>
-          <w:tcPr>
-            <w:tcW w:w="3810" w:type="dxa"/>
+              <w:t>新课</w:t>
+            </w:r>
+            <w:r>
+              <w:rPr>
+                <w:rFonts w:ascii="FangSong_GB2312" w:eastAsia="FangSong_GB2312" w:hAnsi="FangSong_GB2312" w:cs="FangSong_GB2312" w:hint="eastAsia"/>
+                <w:kern w:val="0"/>
+                <w:sz w:val="24"/>
+              </w:rPr>
+              <w:t>演示</w:t>
+            </w:r>
+          </w:p>
+        </w:tc>
+        <w:tc>
+          <w:tcPr>
+            <w:tcW w:w="5964" w:type="dxa"/>
             <w:tcBorders>
               <w:top w:val="single" w:sz="4" w:space="0" w:color="auto"/>
               <w:left w:val="single" w:sz="4" w:space="0" w:color="auto"/>
@@ -1493,47 +1601,127 @@
                 <w:kern w:val="0"/>
                 <w:sz w:val="24"/>
               </w:rPr>
-              <w:t xml:space="preserve">【教学组织】LLM 辅助排错工程嗅觉、常见耦合断点判断、混合保真度降级策略（代码+Figma 拼接）</w:t>
-            </w:r>
-          </w:p>
-          <w:p>
-            <w:pPr>
-              <w:widowControl/>
-              <w:spacing w:line="400" w:lineRule="exact"/>
-              <w:jc w:val="left"/>
-              <w:rPr>
-                <w:rFonts w:ascii="FangSong_GB2312" w:eastAsia="FangSong_GB2312" w:hAnsi="FangSong_GB2312" w:cs="FangSong_GB2312"/>
-                <w:kern w:val="0"/>
-                <w:sz w:val="24"/>
-              </w:rPr>
-            </w:pPr>
-            <w:r>
-              <w:rPr>
-                <w:rFonts w:ascii="FangSong_GB2312" w:eastAsia="FangSong_GB2312" w:hAnsi="FangSong_GB2312" w:cs="FangSong_GB2312" w:hint="eastAsia"/>
-                <w:kern w:val="0"/>
-                <w:sz w:val="24"/>
-              </w:rPr>
-              <w:t xml:space="preserve">【教学方法】理论讲授、重度 Bug 抢救实演、混合保真兜底演练</w:t>
-            </w:r>
-          </w:p>
-          <w:p>
-            <w:pPr>
-              <w:widowControl/>
-              <w:spacing w:line="400" w:lineRule="exact"/>
-              <w:jc w:val="left"/>
-              <w:rPr>
-                <w:rFonts w:ascii="FangSong_GB2312" w:eastAsia="FangSong_GB2312" w:hAnsi="FangSong_GB2312" w:cs="FangSong_GB2312"/>
-                <w:kern w:val="0"/>
-                <w:sz w:val="24"/>
-              </w:rPr>
-            </w:pPr>
-            <w:r>
-              <w:rPr>
-                <w:rFonts w:ascii="FangSong_GB2312" w:eastAsia="FangSong_GB2312" w:hAnsi="FangSong_GB2312" w:cs="FangSong_GB2312" w:hint="eastAsia"/>
-                <w:kern w:val="0"/>
-                <w:sz w:val="24"/>
-              </w:rPr>
-              <w:t xml:space="preserve">【时间安排】约70分钟（1.6理论学时）</w:t>
+              <w:t xml:space="preserve">【教学组织】核心方法与实操解析:</w:t>
+            </w:r>
+          </w:p>
+          <w:p>
+            <w:pPr>
+              <w:widowControl/>
+              <w:spacing w:line="400" w:lineRule="exact"/>
+              <w:jc w:val="left"/>
+              <w:rPr>
+                <w:rFonts w:ascii="FangSong_GB2312" w:eastAsia="FangSong_GB2312" w:hAnsi="FangSong_GB2312" w:cs="FangSong_GB2312"/>
+                <w:kern w:val="0"/>
+                <w:sz w:val="24"/>
+              </w:rPr>
+            </w:pPr>
+            <w:r>
+              <w:rPr>
+                <w:rFonts w:ascii="FangSong_GB2312" w:eastAsia="FangSong_GB2312" w:hAnsi="FangSong_GB2312" w:cs="FangSong_GB2312" w:hint="eastAsia"/>
+                <w:kern w:val="0"/>
+                <w:sz w:val="24"/>
+              </w:rPr>
+              <w:t xml:space="preserve">1. 实训主线：LLM 辅助排错工程嗅觉训练、常见耦合断点判断、混合保真度降级策略（代码+Figma 拼接）</w:t>
+            </w:r>
+          </w:p>
+          <w:p>
+            <w:pPr>
+              <w:widowControl/>
+              <w:spacing w:line="400" w:lineRule="exact"/>
+              <w:jc w:val="left"/>
+              <w:rPr>
+                <w:rFonts w:ascii="FangSong_GB2312" w:eastAsia="FangSong_GB2312" w:hAnsi="FangSong_GB2312" w:cs="FangSong_GB2312"/>
+                <w:kern w:val="0"/>
+                <w:sz w:val="24"/>
+              </w:rPr>
+            </w:pPr>
+            <w:r>
+              <w:rPr>
+                <w:rFonts w:ascii="FangSong_GB2312" w:eastAsia="FangSong_GB2312" w:hAnsi="FangSong_GB2312" w:cs="FangSong_GB2312" w:hint="eastAsia"/>
+                <w:kern w:val="0"/>
+                <w:sz w:val="24"/>
+              </w:rPr>
+              <w:t xml:space="preserve">2. 实践要点拆解：11.1 本地大模型代码辅助阅读规律；混合保真度演示机制 11.2 收尾 实验3(Exp3)，通过Figma修复串联断裂的状态</w:t>
+            </w:r>
+          </w:p>
+          <w:p>
+            <w:pPr>
+              <w:widowControl/>
+              <w:spacing w:line="400" w:lineRule="exact"/>
+              <w:jc w:val="left"/>
+              <w:rPr>
+                <w:rFonts w:ascii="FangSong_GB2312" w:eastAsia="FangSong_GB2312" w:hAnsi="FangSong_GB2312" w:cs="FangSong_GB2312"/>
+                <w:kern w:val="0"/>
+                <w:sz w:val="24"/>
+              </w:rPr>
+            </w:pPr>
+            <w:r>
+              <w:rPr>
+                <w:rFonts w:ascii="FangSong_GB2312" w:eastAsia="FangSong_GB2312" w:hAnsi="FangSong_GB2312" w:cs="FangSong_GB2312" w:hint="eastAsia"/>
+                <w:kern w:val="0"/>
+                <w:sz w:val="24"/>
+              </w:rPr>
+              <w:t xml:space="preserve">3. 重难点突破：针对“面对 AI 生成的错乱耦合代码，能冷静判断断点并采用手工降级方案兜底串联”，采用案例剖析策略。</w:t>
+            </w:r>
+          </w:p>
+          <w:p>
+            <w:pPr>
+              <w:widowControl/>
+              <w:spacing w:line="400" w:lineRule="exact"/>
+              <w:jc w:val="left"/>
+              <w:rPr>
+                <w:rFonts w:ascii="FangSong_GB2312" w:eastAsia="FangSong_GB2312" w:hAnsi="FangSong_GB2312" w:cs="FangSong_GB2312"/>
+                <w:kern w:val="0"/>
+                <w:sz w:val="24"/>
+              </w:rPr>
+            </w:pPr>
+            <w:r>
+              <w:rPr>
+                <w:rFonts w:ascii="FangSong_GB2312" w:eastAsia="FangSong_GB2312" w:hAnsi="FangSong_GB2312" w:cs="FangSong_GB2312" w:hint="eastAsia"/>
+                <w:kern w:val="0"/>
+                <w:sz w:val="24"/>
+              </w:rPr>
+              <w:t xml:space="preserve">4. 支撑目标：具备基本的代码辅助阅读自检能力</w:t>
+            </w:r>
+          </w:p>
+          <w:p>
+            <w:pPr>
+              <w:widowControl/>
+              <w:spacing w:line="400" w:lineRule="exact"/>
+              <w:jc w:val="left"/>
+              <w:rPr>
+                <w:rFonts w:ascii="FangSong_GB2312" w:eastAsia="FangSong_GB2312" w:hAnsi="FangSong_GB2312" w:cs="FangSong_GB2312"/>
+                <w:kern w:val="0"/>
+                <w:sz w:val="24"/>
+              </w:rPr>
+            </w:pPr>
+            <w:r>
+              <w:rPr>
+                <w:rFonts w:ascii="FangSong_GB2312" w:eastAsia="FangSong_GB2312" w:hAnsi="FangSong_GB2312" w:cs="FangSong_GB2312" w:hint="eastAsia"/>
+                <w:kern w:val="0"/>
+                <w:sz w:val="24"/>
+              </w:rPr>
+              <w:t xml:space="preserve">【教学方法】项目导引、重度 Bug 抢救实演、混合保真兜底演练</w:t>
+            </w:r>
+          </w:p>
+          <w:p>
+            <w:pPr>
+              <w:widowControl/>
+              <w:spacing w:line="400" w:lineRule="exact"/>
+              <w:jc w:val="left"/>
+              <w:rPr>
+                <w:rFonts w:ascii="FangSong_GB2312" w:eastAsia="FangSong_GB2312" w:hAnsi="FangSong_GB2312" w:cs="FangSong_GB2312"/>
+                <w:kern w:val="0"/>
+                <w:sz w:val="24"/>
+              </w:rPr>
+            </w:pPr>
+            <w:r>
+              <w:rPr>
+                <w:rFonts w:ascii="FangSong_GB2312" w:eastAsia="FangSong_GB2312" w:hAnsi="FangSong_GB2312" w:cs="FangSong_GB2312" w:hint="eastAsia"/>
+                <w:kern w:val="0"/>
+                <w:sz w:val="24"/>
+              </w:rPr>
+              <w:t xml:space="preserve">【时间安排】约70分钟（1.6实践学时）</w:t>
             </w:r>
           </w:p>
           <w:p>
@@ -1613,7 +1801,7 @@
         </w:tc>
         <w:tc>
           <w:tcPr>
-            <w:tcW w:w="3894" w:type="dxa"/>
+            <w:tcW w:w="1740" w:type="dxa"/>
             <w:tcBorders>
               <w:top w:val="single" w:sz="4" w:space="0" w:color="auto"/>
               <w:left w:val="single" w:sz="4" w:space="0" w:color="auto"/>
@@ -1634,7 +1822,7 @@
                 <w:rFonts w:ascii="FangSong_GB2312" w:eastAsia="FangSong_GB2312" w:hAnsi="FangSong_GB2312" w:cs="FangSong_GB2312"/>
                 <w:b/>
                 <w:bCs/>
-                <w:color w:val="FF0000"/>
+                <w:color w:val="000000"/>
                 <w:kern w:val="0"/>
                 <w:sz w:val="24"/>
               </w:rPr>
@@ -1644,7 +1832,7 @@
                 <w:rFonts w:ascii="FangSong_GB2312" w:eastAsia="FangSong_GB2312" w:hAnsi="FangSong_GB2312" w:cs="FangSong_GB2312" w:hint="eastAsia"/>
                 <w:b/>
                 <w:bCs/>
-                <w:color w:val="FF0000"/>
+                <w:color w:val="000000"/>
                 <w:kern w:val="0"/>
                 <w:sz w:val="24"/>
               </w:rPr>
@@ -1654,7 +1842,7 @@
         </w:tc>
         <w:tc>
           <w:tcPr>
-            <w:tcW w:w="3810" w:type="dxa"/>
+            <w:tcW w:w="5964" w:type="dxa"/>
             <w:tcBorders>
               <w:top w:val="single" w:sz="4" w:space="0" w:color="auto"/>
               <w:left w:val="single" w:sz="4" w:space="0" w:color="auto"/>
@@ -1674,53 +1862,125 @@
               <w:jc w:val="left"/>
               <w:rPr>
                 <w:rFonts w:ascii="FangSong_GB2312" w:eastAsia="FangSong_GB2312" w:hAnsi="FangSong_GB2312" w:cs="FangSong_GB2312"/>
-                <w:kern w:val="0"/>
-                <w:sz w:val="24"/>
-              </w:rPr>
-            </w:pPr>
-            <w:r>
-              <w:rPr>
-                <w:rFonts w:ascii="FangSong_GB2312" w:eastAsia="FangSong_GB2312" w:hAnsi="FangSong_GB2312" w:cs="FangSong_GB2312" w:hint="eastAsia"/>
-                <w:kern w:val="0"/>
-                <w:sz w:val="24"/>
-              </w:rPr>
-              <w:t xml:space="preserve">【教学组织】收尾 实验3(Exp3)——重度 Bug 抢救 + Figma 混合保真兜底串联</w:t>
-            </w:r>
-          </w:p>
-          <w:p>
-            <w:pPr>
-              <w:widowControl/>
-              <w:spacing w:line="400" w:lineRule="exact"/>
-              <w:jc w:val="left"/>
-              <w:rPr>
-                <w:rFonts w:ascii="FangSong_GB2312" w:eastAsia="FangSong_GB2312" w:hAnsi="FangSong_GB2312" w:cs="FangSong_GB2312"/>
-                <w:kern w:val="0"/>
-                <w:sz w:val="24"/>
-              </w:rPr>
-            </w:pPr>
-            <w:r>
-              <w:rPr>
-                <w:rFonts w:ascii="FangSong_GB2312" w:eastAsia="FangSong_GB2312" w:hAnsi="FangSong_GB2312" w:cs="FangSong_GB2312" w:hint="eastAsia"/>
-                <w:kern w:val="0"/>
-                <w:sz w:val="24"/>
-              </w:rPr>
-              <w:t xml:space="preserve">【教学方法】理论讲授、重度 Bug 抢救实演、混合保真兜底演练</w:t>
-            </w:r>
-          </w:p>
-          <w:p>
-            <w:pPr>
-              <w:widowControl/>
-              <w:spacing w:line="400" w:lineRule="exact"/>
-              <w:jc w:val="left"/>
-              <w:rPr>
-                <w:rFonts w:ascii="FangSong_GB2312" w:eastAsia="FangSong_GB2312" w:hAnsi="FangSong_GB2312" w:cs="FangSong_GB2312"/>
-                <w:kern w:val="0"/>
-                <w:sz w:val="24"/>
-              </w:rPr>
-            </w:pPr>
-            <w:r>
-              <w:rPr>
-                <w:rFonts w:ascii="FangSong_GB2312" w:eastAsia="FangSong_GB2312" w:hAnsi="FangSong_GB2312" w:cs="FangSong_GB2312" w:hint="eastAsia"/>
+                <w:color w:val="000000"/>
+                <w:kern w:val="0"/>
+                <w:sz w:val="24"/>
+              </w:rPr>
+            </w:pPr>
+            <w:r>
+              <w:rPr>
+                <w:rFonts w:ascii="FangSong_GB2312" w:eastAsia="FangSong_GB2312" w:hAnsi="FangSong_GB2312" w:cs="FangSong_GB2312" w:hint="eastAsia"/>
+                <w:color w:val="000000"/>
+                <w:kern w:val="0"/>
+                <w:sz w:val="24"/>
+              </w:rPr>
+              <w:t xml:space="preserve">【教学组织】课堂实践与操作训练:</w:t>
+            </w:r>
+          </w:p>
+          <w:p>
+            <w:pPr>
+              <w:widowControl/>
+              <w:spacing w:line="400" w:lineRule="exact"/>
+              <w:jc w:val="left"/>
+              <w:rPr>
+                <w:rFonts w:ascii="FangSong_GB2312" w:eastAsia="FangSong_GB2312" w:hAnsi="FangSong_GB2312" w:cs="FangSong_GB2312"/>
+                <w:color w:val="000000"/>
+                <w:kern w:val="0"/>
+                <w:sz w:val="24"/>
+              </w:rPr>
+            </w:pPr>
+            <w:r>
+              <w:rPr>
+                <w:rFonts w:ascii="FangSong_GB2312" w:eastAsia="FangSong_GB2312" w:hAnsi="FangSong_GB2312" w:cs="FangSong_GB2312" w:hint="eastAsia"/>
+                <w:color w:val="000000"/>
+                <w:kern w:val="0"/>
+                <w:sz w:val="24"/>
+              </w:rPr>
+              <w:t xml:space="preserve">1. 实践任务指导：收尾 实验3(Exp3)——重度 Bug 抢救 + Figma 混合保真兜底串联</w:t>
+            </w:r>
+          </w:p>
+          <w:p>
+            <w:pPr>
+              <w:widowControl/>
+              <w:spacing w:line="400" w:lineRule="exact"/>
+              <w:jc w:val="left"/>
+              <w:rPr>
+                <w:rFonts w:ascii="FangSong_GB2312" w:eastAsia="FangSong_GB2312" w:hAnsi="FangSong_GB2312" w:cs="FangSong_GB2312"/>
+                <w:color w:val="000000"/>
+                <w:kern w:val="0"/>
+                <w:sz w:val="24"/>
+              </w:rPr>
+            </w:pPr>
+            <w:r>
+              <w:rPr>
+                <w:rFonts w:ascii="FangSong_GB2312" w:eastAsia="FangSong_GB2312" w:hAnsi="FangSong_GB2312" w:cs="FangSong_GB2312" w:hint="eastAsia"/>
+                <w:color w:val="000000"/>
+                <w:kern w:val="0"/>
+                <w:sz w:val="24"/>
+              </w:rPr>
+              <w:t xml:space="preserve">2. 核心任务目标：完成 实验3(Exp3) 交付——AI 生成原型的最终串联调试，对无法解决的断点采用 Figma 混合保真兜底，提交排障日志。</w:t>
+            </w:r>
+          </w:p>
+          <w:p>
+            <w:pPr>
+              <w:widowControl/>
+              <w:spacing w:line="400" w:lineRule="exact"/>
+              <w:jc w:val="left"/>
+              <w:rPr>
+                <w:rFonts w:ascii="FangSong_GB2312" w:eastAsia="FangSong_GB2312" w:hAnsi="FangSong_GB2312" w:cs="FangSong_GB2312"/>
+                <w:color w:val="000000"/>
+                <w:kern w:val="0"/>
+                <w:sz w:val="24"/>
+              </w:rPr>
+            </w:pPr>
+            <w:r>
+              <w:rPr>
+                <w:rFonts w:ascii="FangSong_GB2312" w:eastAsia="FangSong_GB2312" w:hAnsi="FangSong_GB2312" w:cs="FangSong_GB2312" w:hint="eastAsia"/>
+                <w:color w:val="000000"/>
+                <w:kern w:val="0"/>
+                <w:sz w:val="24"/>
+              </w:rPr>
+              <w:t xml:space="preserve">3. 教师巡回指导，及时发现并纠正学生实践中的认知偏差。</w:t>
+            </w:r>
+          </w:p>
+          <w:p>
+            <w:pPr>
+              <w:widowControl/>
+              <w:spacing w:line="400" w:lineRule="exact"/>
+              <w:jc w:val="left"/>
+              <w:rPr>
+                <w:rFonts w:ascii="FangSong_GB2312" w:eastAsia="FangSong_GB2312" w:hAnsi="FangSong_GB2312" w:cs="FangSong_GB2312"/>
+                <w:color w:val="000000"/>
+                <w:kern w:val="0"/>
+                <w:sz w:val="24"/>
+              </w:rPr>
+            </w:pPr>
+            <w:r>
+              <w:rPr>
+                <w:rFonts w:ascii="FangSong_GB2312" w:eastAsia="FangSong_GB2312" w:hAnsi="FangSong_GB2312" w:cs="FangSong_GB2312" w:hint="eastAsia"/>
+                <w:color w:val="000000"/>
+                <w:kern w:val="0"/>
+                <w:sz w:val="24"/>
+              </w:rPr>
+              <w:t xml:space="preserve">【教学方法】项目导引、重度 Bug 抢救实演、混合保真兜底演练</w:t>
+            </w:r>
+          </w:p>
+          <w:p>
+            <w:pPr>
+              <w:widowControl/>
+              <w:spacing w:line="400" w:lineRule="exact"/>
+              <w:jc w:val="left"/>
+              <w:rPr>
+                <w:rFonts w:ascii="FangSong_GB2312" w:eastAsia="FangSong_GB2312" w:hAnsi="FangSong_GB2312" w:cs="FangSong_GB2312"/>
+                <w:color w:val="000000"/>
+                <w:kern w:val="0"/>
+                <w:sz w:val="24"/>
+              </w:rPr>
+            </w:pPr>
+            <w:r>
+              <w:rPr>
+                <w:rFonts w:ascii="FangSong_GB2312" w:eastAsia="FangSong_GB2312" w:hAnsi="FangSong_GB2312" w:cs="FangSong_GB2312" w:hint="eastAsia"/>
+                <w:color w:val="000000"/>
                 <w:kern w:val="0"/>
                 <w:sz w:val="24"/>
               </w:rPr>
@@ -1734,13 +1994,15 @@
               <w:jc w:val="left"/>
               <w:rPr>
                 <w:rFonts w:ascii="FangSong_GB2312" w:eastAsia="FangSong_GB2312" w:hAnsi="FangSong_GB2312" w:cs="FangSong_GB2312"/>
-                <w:kern w:val="0"/>
-                <w:sz w:val="24"/>
-              </w:rPr>
-            </w:pPr>
-            <w:r>
-              <w:rPr>
-                <w:rFonts w:ascii="FangSong_GB2312" w:eastAsia="FangSong_GB2312" w:hAnsi="FangSong_GB2312" w:cs="FangSong_GB2312" w:hint="eastAsia"/>
+                <w:color w:val="000000"/>
+                <w:kern w:val="0"/>
+                <w:sz w:val="24"/>
+              </w:rPr>
+            </w:pPr>
+            <w:r>
+              <w:rPr>
+                <w:rFonts w:ascii="FangSong_GB2312" w:eastAsia="FangSong_GB2312" w:hAnsi="FangSong_GB2312" w:cs="FangSong_GB2312" w:hint="eastAsia"/>
+                <w:color w:val="000000"/>
                 <w:kern w:val="0"/>
                 <w:sz w:val="24"/>
               </w:rPr>
@@ -1783,7 +2045,7 @@
         </w:tc>
         <w:tc>
           <w:tcPr>
-            <w:tcW w:w="3894" w:type="dxa"/>
+            <w:tcW w:w="1740" w:type="dxa"/>
             <w:tcBorders>
               <w:top w:val="single" w:sz="4" w:space="0" w:color="auto"/>
               <w:left w:val="single" w:sz="4" w:space="0" w:color="auto"/>
@@ -1804,7 +2066,7 @@
                 <w:rFonts w:ascii="FangSong_GB2312" w:eastAsia="FangSong_GB2312" w:hAnsi="FangSong_GB2312" w:cs="FangSong_GB2312"/>
                 <w:b/>
                 <w:bCs/>
-                <w:color w:val="FF0000"/>
+                <w:color w:val="000000"/>
                 <w:kern w:val="0"/>
                 <w:sz w:val="24"/>
               </w:rPr>
@@ -1814,7 +2076,7 @@
                 <w:rFonts w:ascii="FangSong_GB2312" w:eastAsia="FangSong_GB2312" w:hAnsi="FangSong_GB2312" w:cs="FangSong_GB2312" w:hint="eastAsia"/>
                 <w:b/>
                 <w:bCs/>
-                <w:color w:val="FF0000"/>
+                <w:color w:val="000000"/>
                 <w:kern w:val="0"/>
                 <w:sz w:val="24"/>
               </w:rPr>
@@ -1824,7 +2086,7 @@
         </w:tc>
         <w:tc>
           <w:tcPr>
-            <w:tcW w:w="3810" w:type="dxa"/>
+            <w:tcW w:w="5964" w:type="dxa"/>
             <w:tcBorders>
               <w:top w:val="single" w:sz="4" w:space="0" w:color="auto"/>
               <w:left w:val="single" w:sz="4" w:space="0" w:color="auto"/>
@@ -1844,53 +2106,125 @@
               <w:jc w:val="left"/>
               <w:rPr>
                 <w:rFonts w:ascii="FangSong_GB2312" w:eastAsia="FangSong_GB2312" w:hAnsi="FangSong_GB2312" w:cs="FangSong_GB2312"/>
-                <w:kern w:val="0"/>
-                <w:sz w:val="24"/>
-              </w:rPr>
-            </w:pPr>
-            <w:r>
-              <w:rPr>
-                <w:rFonts w:ascii="FangSong_GB2312" w:eastAsia="FangSong_GB2312" w:hAnsi="FangSong_GB2312" w:cs="FangSong_GB2312" w:hint="eastAsia"/>
-                <w:kern w:val="0"/>
-                <w:sz w:val="24"/>
-              </w:rPr>
-              <w:t xml:space="preserve">【教学组织】排障经验分享，预告可用性评估</w:t>
-            </w:r>
-          </w:p>
-          <w:p>
-            <w:pPr>
-              <w:widowControl/>
-              <w:spacing w:line="400" w:lineRule="exact"/>
-              <w:jc w:val="left"/>
-              <w:rPr>
-                <w:rFonts w:ascii="FangSong_GB2312" w:eastAsia="FangSong_GB2312" w:hAnsi="FangSong_GB2312" w:cs="FangSong_GB2312"/>
-                <w:kern w:val="0"/>
-                <w:sz w:val="24"/>
-              </w:rPr>
-            </w:pPr>
-            <w:r>
-              <w:rPr>
-                <w:rFonts w:ascii="FangSong_GB2312" w:eastAsia="FangSong_GB2312" w:hAnsi="FangSong_GB2312" w:cs="FangSong_GB2312" w:hint="eastAsia"/>
-                <w:kern w:val="0"/>
-                <w:sz w:val="24"/>
-              </w:rPr>
-              <w:t xml:space="preserve">【时间安排】约10分钟（2.2实践学时）</w:t>
-            </w:r>
-          </w:p>
-          <w:p>
-            <w:pPr>
-              <w:widowControl/>
-              <w:spacing w:line="400" w:lineRule="exact"/>
-              <w:jc w:val="left"/>
-              <w:rPr>
-                <w:rFonts w:ascii="FangSong_GB2312" w:eastAsia="FangSong_GB2312" w:hAnsi="FangSong_GB2312" w:cs="FangSong_GB2312"/>
-                <w:kern w:val="0"/>
-                <w:sz w:val="24"/>
-              </w:rPr>
-            </w:pPr>
-            <w:r>
-              <w:rPr>
-                <w:rFonts w:ascii="FangSong_GB2312" w:eastAsia="FangSong_GB2312" w:hAnsi="FangSong_GB2312" w:cs="FangSong_GB2312" w:hint="eastAsia"/>
+                <w:color w:val="000000"/>
+                <w:kern w:val="0"/>
+                <w:sz w:val="24"/>
+              </w:rPr>
+            </w:pPr>
+            <w:r>
+              <w:rPr>
+                <w:rFonts w:ascii="FangSong_GB2312" w:eastAsia="FangSong_GB2312" w:hAnsi="FangSong_GB2312" w:cs="FangSong_GB2312" w:hint="eastAsia"/>
+                <w:color w:val="000000"/>
+                <w:kern w:val="0"/>
+                <w:sz w:val="24"/>
+              </w:rPr>
+              <w:t xml:space="preserve">【教学组织】知识凝练与教学反思:</w:t>
+            </w:r>
+          </w:p>
+          <w:p>
+            <w:pPr>
+              <w:widowControl/>
+              <w:spacing w:line="400" w:lineRule="exact"/>
+              <w:jc w:val="left"/>
+              <w:rPr>
+                <w:rFonts w:ascii="FangSong_GB2312" w:eastAsia="FangSong_GB2312" w:hAnsi="FangSong_GB2312" w:cs="FangSong_GB2312"/>
+                <w:color w:val="000000"/>
+                <w:kern w:val="0"/>
+                <w:sz w:val="24"/>
+              </w:rPr>
+            </w:pPr>
+            <w:r>
+              <w:rPr>
+                <w:rFonts w:ascii="FangSong_GB2312" w:eastAsia="FangSong_GB2312" w:hAnsi="FangSong_GB2312" w:cs="FangSong_GB2312" w:hint="eastAsia"/>
+                <w:color w:val="000000"/>
+                <w:kern w:val="0"/>
+                <w:sz w:val="24"/>
+              </w:rPr>
+              <w:t xml:space="preserve">1. 归纳梳理：排障经验分享，预告可用性评估</w:t>
+            </w:r>
+          </w:p>
+          <w:p>
+            <w:pPr>
+              <w:widowControl/>
+              <w:spacing w:line="400" w:lineRule="exact"/>
+              <w:jc w:val="left"/>
+              <w:rPr>
+                <w:rFonts w:ascii="FangSong_GB2312" w:eastAsia="FangSong_GB2312" w:hAnsi="FangSong_GB2312" w:cs="FangSong_GB2312"/>
+                <w:color w:val="000000"/>
+                <w:kern w:val="0"/>
+                <w:sz w:val="24"/>
+              </w:rPr>
+            </w:pPr>
+            <w:r>
+              <w:rPr>
+                <w:rFonts w:ascii="FangSong_GB2312" w:eastAsia="FangSong_GB2312" w:hAnsi="FangSong_GB2312" w:cs="FangSong_GB2312" w:hint="eastAsia"/>
+                <w:color w:val="000000"/>
+                <w:kern w:val="0"/>
+                <w:sz w:val="24"/>
+              </w:rPr>
+              <w:t xml:space="preserve">2. 强化记忆：系统性总结本节课核心知识点与技能框架。</w:t>
+            </w:r>
+          </w:p>
+          <w:p>
+            <w:pPr>
+              <w:widowControl/>
+              <w:spacing w:line="400" w:lineRule="exact"/>
+              <w:jc w:val="left"/>
+              <w:rPr>
+                <w:rFonts w:ascii="FangSong_GB2312" w:eastAsia="FangSong_GB2312" w:hAnsi="FangSong_GB2312" w:cs="FangSong_GB2312"/>
+                <w:color w:val="000000"/>
+                <w:kern w:val="0"/>
+                <w:sz w:val="24"/>
+              </w:rPr>
+            </w:pPr>
+            <w:r>
+              <w:rPr>
+                <w:rFonts w:ascii="FangSong_GB2312" w:eastAsia="FangSong_GB2312" w:hAnsi="FangSong_GB2312" w:cs="FangSong_GB2312" w:hint="eastAsia"/>
+                <w:color w:val="000000"/>
+                <w:kern w:val="0"/>
+                <w:sz w:val="24"/>
+              </w:rPr>
+              <w:t xml:space="preserve">3. 布置课后延伸思考与预习任务。</w:t>
+            </w:r>
+          </w:p>
+          <w:p>
+            <w:pPr>
+              <w:widowControl/>
+              <w:spacing w:line="400" w:lineRule="exact"/>
+              <w:jc w:val="left"/>
+              <w:rPr>
+                <w:rFonts w:ascii="FangSong_GB2312" w:eastAsia="FangSong_GB2312" w:hAnsi="FangSong_GB2312" w:cs="FangSong_GB2312"/>
+                <w:color w:val="000000"/>
+                <w:kern w:val="0"/>
+                <w:sz w:val="24"/>
+              </w:rPr>
+            </w:pPr>
+            <w:r>
+              <w:rPr>
+                <w:rFonts w:ascii="FangSong_GB2312" w:eastAsia="FangSong_GB2312" w:hAnsi="FangSong_GB2312" w:cs="FangSong_GB2312" w:hint="eastAsia"/>
+                <w:color w:val="000000"/>
+                <w:kern w:val="0"/>
+                <w:sz w:val="24"/>
+              </w:rPr>
+              <w:t xml:space="preserve">【时间安排】约10分钟（0.2实践学时）</w:t>
+            </w:r>
+          </w:p>
+          <w:p>
+            <w:pPr>
+              <w:widowControl/>
+              <w:spacing w:line="400" w:lineRule="exact"/>
+              <w:jc w:val="left"/>
+              <w:rPr>
+                <w:rFonts w:ascii="FangSong_GB2312" w:eastAsia="FangSong_GB2312" w:hAnsi="FangSong_GB2312" w:cs="FangSong_GB2312"/>
+                <w:color w:val="000000"/>
+                <w:kern w:val="0"/>
+                <w:sz w:val="24"/>
+              </w:rPr>
+            </w:pPr>
+            <w:r>
+              <w:rPr>
+                <w:rFonts w:ascii="FangSong_GB2312" w:eastAsia="FangSong_GB2312" w:hAnsi="FangSong_GB2312" w:cs="FangSong_GB2312" w:hint="eastAsia"/>
+                <w:color w:val="000000"/>
                 <w:kern w:val="0"/>
                 <w:sz w:val="24"/>
               </w:rPr>
@@ -1963,15 +2297,15 @@
               <w:rPr>
                 <w:rFonts w:ascii="FangSong_GB2312" w:eastAsia="FangSong_GB2312" w:hAnsi="FangSong_GB2312" w:cs="FangSong_GB2312"/>
                 <w:bCs/>
-                <w:color w:val="333333"/>
-                <w:kern w:val="0"/>
-                <w:sz w:val="24"/>
-              </w:rPr>
-            </w:pPr>
-            <w:r>
-              <w:rPr>
-                <w:rFonts w:ascii="FangSong_GB2312" w:eastAsia="FangSong_GB2312" w:hAnsi="FangSong_GB2312" w:cs="FangSong_GB2312" w:hint="eastAsia"/>
-                <w:color w:val="FF0000"/>
+                <w:color w:val="000000"/>
+                <w:kern w:val="0"/>
+                <w:sz w:val="24"/>
+              </w:rPr>
+            </w:pPr>
+            <w:r>
+              <w:rPr>
+                <w:rFonts w:ascii="FangSong_GB2312" w:eastAsia="FangSong_GB2312" w:hAnsi="FangSong_GB2312" w:cs="FangSong_GB2312" w:hint="eastAsia"/>
+                <w:color w:val="000000"/>
                 <w:kern w:val="0"/>
                 <w:sz w:val="24"/>
               </w:rPr>

--- a/交互产品开发/Output/教案/教案_第11周_逻辑排障与兜底策略.docx
+++ b/交互产品开发/Output/教案/教案_第11周_逻辑排障与兜底策略.docx
@@ -225,7 +225,7 @@
                 <w:kern w:val="0"/>
                 <w:sz w:val="24"/>
               </w:rPr>
-              <w:t xml:space="preserve">11.2 收尾 实验3(Exp3)，通过Figma修复串联断裂的状态</w:t>
+              <w:t xml:space="preserve">11.2 收尾 实验4(Exp4)，通过Figma修复串联断裂的状态</w:t>
             </w:r>
           </w:p>
         </w:tc>
@@ -1641,7 +1641,7 @@
                 <w:kern w:val="0"/>
                 <w:sz w:val="24"/>
               </w:rPr>
-              <w:t xml:space="preserve">2. 实践要点拆解：11.1 本地大模型代码辅助阅读规律；混合保真度演示机制 11.2 收尾 实验3(Exp3)，通过Figma修复串联断裂的状态</w:t>
+              <w:t xml:space="preserve">2. 实践要点拆解：11.1 本地大模型代码辅助阅读规律；混合保真度演示机制 11.2 收尾 实验4(Exp4)，通过Figma修复串联断裂的状态</w:t>
             </w:r>
           </w:p>
           <w:p>
@@ -1896,29 +1896,29 @@
                 <w:kern w:val="0"/>
                 <w:sz w:val="24"/>
               </w:rPr>
-              <w:t xml:space="preserve">1. 实践任务指导：收尾 实验3(Exp3)——重度 Bug 抢救 + Figma 混合保真兜底串联</w:t>
-            </w:r>
-          </w:p>
-          <w:p>
-            <w:pPr>
-              <w:widowControl/>
-              <w:spacing w:line="400" w:lineRule="exact"/>
-              <w:jc w:val="left"/>
-              <w:rPr>
-                <w:rFonts w:ascii="FangSong_GB2312" w:eastAsia="FangSong_GB2312" w:hAnsi="FangSong_GB2312" w:cs="FangSong_GB2312"/>
-                <w:color w:val="000000"/>
-                <w:kern w:val="0"/>
-                <w:sz w:val="24"/>
-              </w:rPr>
-            </w:pPr>
-            <w:r>
-              <w:rPr>
-                <w:rFonts w:ascii="FangSong_GB2312" w:eastAsia="FangSong_GB2312" w:hAnsi="FangSong_GB2312" w:cs="FangSong_GB2312" w:hint="eastAsia"/>
-                <w:color w:val="000000"/>
-                <w:kern w:val="0"/>
-                <w:sz w:val="24"/>
-              </w:rPr>
-              <w:t xml:space="preserve">2. 核心任务目标：完成 实验3(Exp3) 交付——AI 生成原型的最终串联调试，对无法解决的断点采用 Figma 混合保真兜底，提交排障日志。</w:t>
+              <w:t xml:space="preserve">1. 实践任务指导：收尾 实验4(Exp4)——重度 Bug 抢救 + Figma 混合保真兜底串联</w:t>
+            </w:r>
+          </w:p>
+          <w:p>
+            <w:pPr>
+              <w:widowControl/>
+              <w:spacing w:line="400" w:lineRule="exact"/>
+              <w:jc w:val="left"/>
+              <w:rPr>
+                <w:rFonts w:ascii="FangSong_GB2312" w:eastAsia="FangSong_GB2312" w:hAnsi="FangSong_GB2312" w:cs="FangSong_GB2312"/>
+                <w:color w:val="000000"/>
+                <w:kern w:val="0"/>
+                <w:sz w:val="24"/>
+              </w:rPr>
+            </w:pPr>
+            <w:r>
+              <w:rPr>
+                <w:rFonts w:ascii="FangSong_GB2312" w:eastAsia="FangSong_GB2312" w:hAnsi="FangSong_GB2312" w:cs="FangSong_GB2312" w:hint="eastAsia"/>
+                <w:color w:val="000000"/>
+                <w:kern w:val="0"/>
+                <w:sz w:val="24"/>
+              </w:rPr>
+              <w:t xml:space="preserve">2. 核心任务目标：完成 实验4(Exp4) 交付——AI 生成原型的最终串联调试，对无法解决的断点采用 Figma 混合保真兜底，提交排障日志。</w:t>
             </w:r>
           </w:p>
           <w:p>
@@ -2309,7 +2309,7 @@
                 <w:kern w:val="0"/>
                 <w:sz w:val="24"/>
               </w:rPr>
-              <w:t xml:space="preserve">完成 实验3(Exp3) 交付——AI 生成原型的最终串联调试，对无法解决的断点采用 Figma 混合保真兜底，提交排障日志。</w:t>
+              <w:t xml:space="preserve">完成 实验4(Exp4) 交付——AI 生成原型的最终串联调试，对无法解决的断点采用 Figma 混合保真兜底，提交排障日志。</w:t>
             </w:r>
           </w:p>
         </w:tc>

--- a/交互产品开发/Output/教案/教案_第11周_逻辑排障与兜底策略.docx
+++ b/交互产品开发/Output/教案/教案_第11周_逻辑排障与兜底策略.docx
@@ -202,30 +202,7 @@
                 <w:kern w:val="0"/>
                 <w:sz w:val="24"/>
               </w:rPr>
-              <w:t xml:space="preserve">11.1 本地大模型代码辅助阅读规律；混合保真度演示机制</w:t>
-            </w:r>
-          </w:p>
-          <w:p>
-            <w:pPr>
-              <w:widowControl/>
-              <w:spacing w:before="40" w:after="40" w:line="400" w:lineRule="exact"/>
-              <w:ind w:left="57" w:firstLineChars="100" w:firstLine="240"/>
-              <w:jc w:val="center"/>
-              <w:rPr>
-                <w:rFonts w:ascii="FangSong_GB2312" w:eastAsia="FangSong_GB2312" w:hAnsi="FangSong_GB2312" w:cs="FangSong_GB2312"/>
-                <w:color w:val="000000"/>
-                <w:kern w:val="0"/>
-                <w:sz w:val="24"/>
-              </w:rPr>
-            </w:pPr>
-            <w:r>
-              <w:rPr>
-                <w:rFonts w:ascii="FangSong_GB2312" w:eastAsia="FangSong_GB2312" w:hAnsi="FangSong_GB2312" w:cs="FangSong_GB2312" w:hint="eastAsia"/>
-                <w:color w:val="000000"/>
-                <w:kern w:val="0"/>
-                <w:sz w:val="24"/>
-              </w:rPr>
-              <w:t xml:space="preserve">11.2 收尾 实验4(Exp4)，通过Figma修复串联断裂的状态</w:t>
+              <w:t xml:space="preserve">本周课程围绕AI生成代码失控时的逻辑排障与演示兜底策略展开。首先通过“Read-Explain-Fix”三步法教授学生如何利用LLM辅助阅读前端控制台报错，识别五大常见前端错误。其次解构原型的混合保真度光谱，探讨水平原型与垂直原型的策略取舍，理解抛弃式原型的本质与“绿野仙踪法”。最后针对产品演示（Demo）可能发生的“状态断裂”灾难，建立AI自修、Figma热补丁与口头叙事相补充的“三级降级兜底策略”，并将其应用于“实践项目3”的收尾验收准备中。</w:t>
             </w:r>
           </w:p>
         </w:tc>
@@ -743,7 +720,7 @@
                 <w:kern w:val="0"/>
                 <w:sz w:val="24"/>
               </w:rPr>
-              <w:t xml:space="preserve">重点：利用大语言模型辅助排错的工程嗅觉与混合保真度的降级策略</w:t>
+              <w:t xml:space="preserve">重点：掌握前端常见错误的AI辅助排障三步法（Read-Explain-Fix），以及基于混合保真度光谱的原型取舍策略与答辩演示的三级降级兜底策略。</w:t>
             </w:r>
           </w:p>
           <w:p>
@@ -767,7 +744,7 @@
                 <w:kern w:val="0"/>
                 <w:sz w:val="24"/>
               </w:rPr>
-              <w:t xml:space="preserve">难点：面对 AI 生成的错乱耦合代码，能冷静判断断点并采用手工降级方案兜底串联</w:t>
+              <w:t xml:space="preserve">难点：突破面对报错时的“技术规避本能”，在AI调试中把控“解释权”，避免无底线的“吉娃娃效应”瞎改代码；以及在资源受限下对原型保真度的精准取舍与兜底防线的构建。</w:t>
             </w:r>
           </w:p>
         </w:tc>
@@ -1180,107 +1157,7 @@
                 <w:kern w:val="0"/>
                 <w:sz w:val="24"/>
               </w:rPr>
-              <w:t xml:space="preserve">【教学组织】上次课知识回顾:</w:t>
-            </w:r>
-          </w:p>
-          <w:p>
-            <w:pPr>
-              <w:widowControl/>
-              <w:spacing w:line="400" w:lineRule="exact"/>
-              <w:jc w:val="left"/>
-              <w:rPr>
-                <w:rFonts w:ascii="FangSong_GB2312" w:eastAsia="FangSong_GB2312" w:hAnsi="FangSong_GB2312" w:cs="FangSong_GB2312"/>
-                <w:kern w:val="0"/>
-                <w:sz w:val="24"/>
-              </w:rPr>
-            </w:pPr>
-            <w:r>
-              <w:rPr>
-                <w:rFonts w:ascii="FangSong_GB2312" w:eastAsia="FangSong_GB2312" w:hAnsi="FangSong_GB2312" w:cs="FangSong_GB2312" w:hint="eastAsia"/>
-                <w:kern w:val="0"/>
-                <w:sz w:val="24"/>
-              </w:rPr>
-              <w:t xml:space="preserve">1. 回顾 W10 动效融入成果，检查各组项目完整度</w:t>
-            </w:r>
-          </w:p>
-          <w:p>
-            <w:pPr>
-              <w:widowControl/>
-              <w:spacing w:line="400" w:lineRule="exact"/>
-              <w:jc w:val="left"/>
-              <w:rPr>
-                <w:rFonts w:ascii="FangSong_GB2312" w:eastAsia="FangSong_GB2312" w:hAnsi="FangSong_GB2312" w:cs="FangSong_GB2312"/>
-                <w:kern w:val="0"/>
-                <w:sz w:val="24"/>
-              </w:rPr>
-            </w:pPr>
-            <w:r>
-              <w:rPr>
-                <w:rFonts w:ascii="FangSong_GB2312" w:eastAsia="FangSong_GB2312" w:hAnsi="FangSong_GB2312" w:cs="FangSong_GB2312" w:hint="eastAsia"/>
-                <w:kern w:val="0"/>
-                <w:sz w:val="24"/>
-              </w:rPr>
-              <w:t xml:space="preserve">2. 检查学生对前置知识的掌握情况，建立新旧知识的逻辑桥梁。</w:t>
-            </w:r>
-          </w:p>
-          <w:p>
-            <w:pPr>
-              <w:widowControl/>
-              <w:spacing w:line="400" w:lineRule="exact"/>
-              <w:jc w:val="left"/>
-              <w:rPr>
-                <w:rFonts w:ascii="FangSong_GB2312" w:eastAsia="FangSong_GB2312" w:hAnsi="FangSong_GB2312" w:cs="FangSong_GB2312"/>
-                <w:kern w:val="0"/>
-                <w:sz w:val="24"/>
-              </w:rPr>
-            </w:pPr>
-            <w:r>
-              <w:rPr>
-                <w:rFonts w:ascii="FangSong_GB2312" w:eastAsia="FangSong_GB2312" w:hAnsi="FangSong_GB2312" w:cs="FangSong_GB2312" w:hint="eastAsia"/>
-                <w:kern w:val="0"/>
-                <w:sz w:val="24"/>
-              </w:rPr>
-              <w:t xml:space="preserve">【教学方法】项目导引、重度 Bug 抢救实演、混合保真兜底演练</w:t>
-            </w:r>
-          </w:p>
-          <w:p>
-            <w:pPr>
-              <w:widowControl/>
-              <w:spacing w:line="400" w:lineRule="exact"/>
-              <w:jc w:val="left"/>
-              <w:rPr>
-                <w:rFonts w:ascii="FangSong_GB2312" w:eastAsia="FangSong_GB2312" w:hAnsi="FangSong_GB2312" w:cs="FangSong_GB2312"/>
-                <w:kern w:val="0"/>
-                <w:sz w:val="24"/>
-              </w:rPr>
-            </w:pPr>
-            <w:r>
-              <w:rPr>
-                <w:rFonts w:ascii="FangSong_GB2312" w:eastAsia="FangSong_GB2312" w:hAnsi="FangSong_GB2312" w:cs="FangSong_GB2312" w:hint="eastAsia"/>
-                <w:kern w:val="0"/>
-                <w:sz w:val="24"/>
-              </w:rPr>
-              <w:t xml:space="preserve">【时间安排】约10分钟（0.2实践学时）</w:t>
-            </w:r>
-          </w:p>
-          <w:p>
-            <w:pPr>
-              <w:widowControl/>
-              <w:spacing w:line="400" w:lineRule="exact"/>
-              <w:jc w:val="left"/>
-              <w:rPr>
-                <w:rFonts w:ascii="FangSong_GB2312" w:eastAsia="FangSong_GB2312" w:hAnsi="FangSong_GB2312" w:cs="FangSong_GB2312"/>
-                <w:kern w:val="0"/>
-                <w:sz w:val="24"/>
-              </w:rPr>
-            </w:pPr>
-            <w:r>
-              <w:rPr>
-                <w:rFonts w:ascii="FangSong_GB2312" w:eastAsia="FangSong_GB2312" w:hAnsi="FangSong_GB2312" w:cs="FangSong_GB2312" w:hint="eastAsia"/>
-                <w:kern w:val="0"/>
-                <w:sz w:val="24"/>
-              </w:rPr>
-              <w:t xml:space="preserve">【课堂思考】</w:t>
+              <w:t xml:space="preserve"/>
             </w:r>
           </w:p>
         </w:tc>
@@ -1377,127 +1254,227 @@
                 <w:kern w:val="0"/>
                 <w:sz w:val="24"/>
               </w:rPr>
-              <w:t xml:space="preserve">【教学组织】课程情境导入:</w:t>
-            </w:r>
-          </w:p>
-          <w:p>
-            <w:pPr>
-              <w:widowControl/>
-              <w:spacing w:line="400" w:lineRule="exact"/>
-              <w:jc w:val="left"/>
-              <w:rPr>
-                <w:rFonts w:ascii="FangSong_GB2312" w:eastAsia="FangSong_GB2312" w:hAnsi="FangSong_GB2312" w:cs="FangSong_GB2312"/>
-                <w:kern w:val="0"/>
-                <w:sz w:val="24"/>
-              </w:rPr>
-            </w:pPr>
-            <w:r>
-              <w:rPr>
-                <w:rFonts w:ascii="FangSong_GB2312" w:eastAsia="FangSong_GB2312" w:hAnsi="FangSong_GB2312" w:cs="FangSong_GB2312" w:hint="eastAsia"/>
-                <w:kern w:val="0"/>
-                <w:sz w:val="24"/>
-              </w:rPr>
-              <w:t xml:space="preserve">1. 展示一个 AI 生成代码陷入死循环的真实案例，引出冷静排障与兜底的必要性</w:t>
-            </w:r>
-          </w:p>
-          <w:p>
-            <w:pPr>
-              <w:widowControl/>
-              <w:spacing w:line="400" w:lineRule="exact"/>
-              <w:jc w:val="left"/>
-              <w:rPr>
-                <w:rFonts w:ascii="FangSong_GB2312" w:eastAsia="FangSong_GB2312" w:hAnsi="FangSong_GB2312" w:cs="FangSong_GB2312"/>
-                <w:kern w:val="0"/>
-                <w:sz w:val="24"/>
-              </w:rPr>
-            </w:pPr>
-            <w:r>
-              <w:rPr>
-                <w:rFonts w:ascii="FangSong_GB2312" w:eastAsia="FangSong_GB2312" w:hAnsi="FangSong_GB2312" w:cs="FangSong_GB2312" w:hint="eastAsia"/>
-                <w:kern w:val="0"/>
-                <w:sz w:val="24"/>
-              </w:rPr>
-              <w:t xml:space="preserve">2. 明确本节课核心聚焦点：利用大语言模型辅助排错的工程嗅觉与混合保真度的降级策略</w:t>
-            </w:r>
-          </w:p>
-          <w:p>
-            <w:pPr>
-              <w:widowControl/>
-              <w:spacing w:line="400" w:lineRule="exact"/>
-              <w:jc w:val="left"/>
-              <w:rPr>
-                <w:rFonts w:ascii="FangSong_GB2312" w:eastAsia="FangSong_GB2312" w:hAnsi="FangSong_GB2312" w:cs="FangSong_GB2312"/>
-                <w:kern w:val="0"/>
-                <w:sz w:val="24"/>
-              </w:rPr>
-            </w:pPr>
-            <w:r>
-              <w:rPr>
-                <w:rFonts w:ascii="FangSong_GB2312" w:eastAsia="FangSong_GB2312" w:hAnsi="FangSong_GB2312" w:cs="FangSong_GB2312" w:hint="eastAsia"/>
-                <w:kern w:val="0"/>
-                <w:sz w:val="24"/>
-              </w:rPr>
-              <w:t xml:space="preserve">3. 激发学生学习动机与探索兴趣。</w:t>
-            </w:r>
-          </w:p>
-          <w:p>
-            <w:pPr>
-              <w:widowControl/>
-              <w:spacing w:line="400" w:lineRule="exact"/>
-              <w:jc w:val="left"/>
-              <w:rPr>
-                <w:rFonts w:ascii="FangSong_GB2312" w:eastAsia="FangSong_GB2312" w:hAnsi="FangSong_GB2312" w:cs="FangSong_GB2312"/>
-                <w:kern w:val="0"/>
-                <w:sz w:val="24"/>
-              </w:rPr>
-            </w:pPr>
-            <w:r>
-              <w:rPr>
-                <w:rFonts w:ascii="FangSong_GB2312" w:eastAsia="FangSong_GB2312" w:hAnsi="FangSong_GB2312" w:cs="FangSong_GB2312" w:hint="eastAsia"/>
-                <w:kern w:val="0"/>
-                <w:sz w:val="24"/>
-              </w:rPr>
-              <w:t xml:space="preserve">【教学方法】项目导引、重度 Bug 抢救实演、混合保真兜底演练</w:t>
-            </w:r>
-          </w:p>
-          <w:p>
-            <w:pPr>
-              <w:widowControl/>
-              <w:spacing w:line="400" w:lineRule="exact"/>
-              <w:jc w:val="left"/>
-              <w:rPr>
-                <w:rFonts w:ascii="FangSong_GB2312" w:eastAsia="FangSong_GB2312" w:hAnsi="FangSong_GB2312" w:cs="FangSong_GB2312"/>
-                <w:kern w:val="0"/>
-                <w:sz w:val="24"/>
-              </w:rPr>
-            </w:pPr>
-            <w:r>
-              <w:rPr>
-                <w:rFonts w:ascii="FangSong_GB2312" w:eastAsia="FangSong_GB2312" w:hAnsi="FangSong_GB2312" w:cs="FangSong_GB2312" w:hint="eastAsia"/>
-                <w:kern w:val="0"/>
-                <w:sz w:val="24"/>
-              </w:rPr>
-              <w:t xml:space="preserve">【时间安排】约10分钟（0.2实践学时）</w:t>
-            </w:r>
-          </w:p>
-          <w:p>
-            <w:pPr>
-              <w:widowControl/>
-              <w:spacing w:line="400" w:lineRule="exact"/>
-              <w:jc w:val="left"/>
-              <w:rPr>
-                <w:rFonts w:ascii="FangSong_GB2312" w:eastAsia="FangSong_GB2312" w:hAnsi="FangSong_GB2312" w:cs="FangSong_GB2312"/>
-                <w:kern w:val="0"/>
-                <w:sz w:val="24"/>
-              </w:rPr>
-            </w:pPr>
-            <w:r>
-              <w:rPr>
-                <w:rFonts w:ascii="FangSong_GB2312" w:eastAsia="FangSong_GB2312" w:hAnsi="FangSong_GB2312" w:cs="FangSong_GB2312" w:hint="eastAsia"/>
-                <w:kern w:val="0"/>
-                <w:sz w:val="24"/>
-              </w:rPr>
-              <w:t xml:space="preserve">【课堂思考】</w:t>
+              <w:t xml:space="preserve">教学组织引出面对代码报错时的恐慌与设计师在AI时代的代码阅读要求</w:t>
+            </w:r>
+          </w:p>
+          <w:p>
+            <w:pPr>
+              <w:widowControl/>
+              <w:spacing w:line="400" w:lineRule="exact"/>
+              <w:jc w:val="left"/>
+              <w:rPr>
+                <w:rFonts w:ascii="FangSong_GB2312" w:eastAsia="FangSong_GB2312" w:hAnsi="FangSong_GB2312" w:cs="FangSong_GB2312"/>
+                <w:kern w:val="0"/>
+                <w:sz w:val="24"/>
+              </w:rPr>
+            </w:pPr>
+            <w:r>
+              <w:rPr>
+                <w:rFonts w:ascii="FangSong_GB2312" w:eastAsia="FangSong_GB2312" w:hAnsi="FangSong_GB2312" w:cs="FangSong_GB2312" w:hint="eastAsia"/>
+                <w:kern w:val="0"/>
+                <w:sz w:val="24"/>
+              </w:rPr>
+              <w:t xml:space="preserve">教学方法项目导引、重度 Bug 抢救实演、混合保真兜底演练</w:t>
+            </w:r>
+          </w:p>
+          <w:p>
+            <w:pPr>
+              <w:widowControl/>
+              <w:spacing w:line="400" w:lineRule="exact"/>
+              <w:jc w:val="left"/>
+              <w:rPr>
+                <w:rFonts w:ascii="FangSong_GB2312" w:eastAsia="FangSong_GB2312" w:hAnsi="FangSong_GB2312" w:cs="FangSong_GB2312"/>
+                <w:kern w:val="0"/>
+                <w:sz w:val="24"/>
+              </w:rPr>
+            </w:pPr>
+            <w:r>
+              <w:rPr>
+                <w:rFonts w:ascii="FangSong_GB2312" w:eastAsia="FangSong_GB2312" w:hAnsi="FangSong_GB2312" w:cs="FangSong_GB2312" w:hint="eastAsia"/>
+                <w:kern w:val="0"/>
+                <w:sz w:val="24"/>
+              </w:rPr>
+              <w:t xml:space="preserve">时间安排约10分钟（0.2实践学时）</w:t>
+            </w:r>
+          </w:p>
+          <w:p>
+            <w:pPr>
+              <w:widowControl/>
+              <w:spacing w:line="400" w:lineRule="exact"/>
+              <w:jc w:val="left"/>
+              <w:rPr>
+                <w:rFonts w:ascii="FangSong_GB2312" w:eastAsia="FangSong_GB2312" w:hAnsi="FangSong_GB2312" w:cs="FangSong_GB2312"/>
+                <w:kern w:val="0"/>
+                <w:sz w:val="24"/>
+              </w:rPr>
+            </w:pPr>
+            <w:r>
+              <w:rPr>
+                <w:rFonts w:ascii="FangSong_GB2312" w:eastAsia="FangSong_GB2312" w:hAnsi="FangSong_GB2312" w:cs="FangSong_GB2312" w:hint="eastAsia"/>
+                <w:kern w:val="0"/>
+                <w:sz w:val="24"/>
+              </w:rPr>
+              <w:t xml:space="preserve">课堂思考</w:t>
+            </w:r>
+          </w:p>
+          <w:p>
+            <w:pPr>
+              <w:widowControl/>
+              <w:spacing w:line="400" w:lineRule="exact"/>
+              <w:jc w:val="left"/>
+              <w:rPr>
+                <w:rFonts w:ascii="FangSong_GB2312" w:eastAsia="FangSong_GB2312" w:hAnsi="FangSong_GB2312" w:cs="FangSong_GB2312"/>
+                <w:kern w:val="0"/>
+                <w:sz w:val="24"/>
+              </w:rPr>
+            </w:pPr>
+            <w:r>
+              <w:rPr>
+                <w:rFonts w:ascii="FangSong_GB2312" w:eastAsia="FangSong_GB2312" w:hAnsi="FangSong_GB2312" w:cs="FangSong_GB2312" w:hint="eastAsia"/>
+                <w:kern w:val="0"/>
+                <w:sz w:val="24"/>
+              </w:rPr>
+              <w:t xml:space="preserve">教学组织抛出“零Bug是否是交互终极目的”的疑问，引出保真度光谱概念</w:t>
+            </w:r>
+          </w:p>
+          <w:p>
+            <w:pPr>
+              <w:widowControl/>
+              <w:spacing w:line="400" w:lineRule="exact"/>
+              <w:jc w:val="left"/>
+              <w:rPr>
+                <w:rFonts w:ascii="FangSong_GB2312" w:eastAsia="FangSong_GB2312" w:hAnsi="FangSong_GB2312" w:cs="FangSong_GB2312"/>
+                <w:kern w:val="0"/>
+                <w:sz w:val="24"/>
+              </w:rPr>
+            </w:pPr>
+            <w:r>
+              <w:rPr>
+                <w:rFonts w:ascii="FangSong_GB2312" w:eastAsia="FangSong_GB2312" w:hAnsi="FangSong_GB2312" w:cs="FangSong_GB2312" w:hint="eastAsia"/>
+                <w:kern w:val="0"/>
+                <w:sz w:val="24"/>
+              </w:rPr>
+              <w:t xml:space="preserve">教学方法项目导引、重度 Bug 抢救实演、混合保真兜底演练</w:t>
+            </w:r>
+          </w:p>
+          <w:p>
+            <w:pPr>
+              <w:widowControl/>
+              <w:spacing w:line="400" w:lineRule="exact"/>
+              <w:jc w:val="left"/>
+              <w:rPr>
+                <w:rFonts w:ascii="FangSong_GB2312" w:eastAsia="FangSong_GB2312" w:hAnsi="FangSong_GB2312" w:cs="FangSong_GB2312"/>
+                <w:kern w:val="0"/>
+                <w:sz w:val="24"/>
+              </w:rPr>
+            </w:pPr>
+            <w:r>
+              <w:rPr>
+                <w:rFonts w:ascii="FangSong_GB2312" w:eastAsia="FangSong_GB2312" w:hAnsi="FangSong_GB2312" w:cs="FangSong_GB2312" w:hint="eastAsia"/>
+                <w:kern w:val="0"/>
+                <w:sz w:val="24"/>
+              </w:rPr>
+              <w:t xml:space="preserve">时间安排约5分钟（0.1实践学时）</w:t>
+            </w:r>
+          </w:p>
+          <w:p>
+            <w:pPr>
+              <w:widowControl/>
+              <w:spacing w:line="400" w:lineRule="exact"/>
+              <w:jc w:val="left"/>
+              <w:rPr>
+                <w:rFonts w:ascii="FangSong_GB2312" w:eastAsia="FangSong_GB2312" w:hAnsi="FangSong_GB2312" w:cs="FangSong_GB2312"/>
+                <w:kern w:val="0"/>
+                <w:sz w:val="24"/>
+              </w:rPr>
+            </w:pPr>
+            <w:r>
+              <w:rPr>
+                <w:rFonts w:ascii="FangSong_GB2312" w:eastAsia="FangSong_GB2312" w:hAnsi="FangSong_GB2312" w:cs="FangSong_GB2312" w:hint="eastAsia"/>
+                <w:kern w:val="0"/>
+                <w:sz w:val="24"/>
+              </w:rPr>
+              <w:t xml:space="preserve">课堂思考</w:t>
+            </w:r>
+          </w:p>
+          <w:p>
+            <w:pPr>
+              <w:widowControl/>
+              <w:spacing w:line="400" w:lineRule="exact"/>
+              <w:jc w:val="left"/>
+              <w:rPr>
+                <w:rFonts w:ascii="FangSong_GB2312" w:eastAsia="FangSong_GB2312" w:hAnsi="FangSong_GB2312" w:cs="FangSong_GB2312"/>
+                <w:kern w:val="0"/>
+                <w:sz w:val="24"/>
+              </w:rPr>
+            </w:pPr>
+            <w:r>
+              <w:rPr>
+                <w:rFonts w:ascii="FangSong_GB2312" w:eastAsia="FangSong_GB2312" w:hAnsi="FangSong_GB2312" w:cs="FangSong_GB2312" w:hint="eastAsia"/>
+                <w:kern w:val="0"/>
+                <w:sz w:val="24"/>
+              </w:rPr>
+              <w:t xml:space="preserve">教学组织描绘演示现场白屏的灾难场景，指出AI代码缺乏防御性编程的脆弱本质</w:t>
+            </w:r>
+          </w:p>
+          <w:p>
+            <w:pPr>
+              <w:widowControl/>
+              <w:spacing w:line="400" w:lineRule="exact"/>
+              <w:jc w:val="left"/>
+              <w:rPr>
+                <w:rFonts w:ascii="FangSong_GB2312" w:eastAsia="FangSong_GB2312" w:hAnsi="FangSong_GB2312" w:cs="FangSong_GB2312"/>
+                <w:kern w:val="0"/>
+                <w:sz w:val="24"/>
+              </w:rPr>
+            </w:pPr>
+            <w:r>
+              <w:rPr>
+                <w:rFonts w:ascii="FangSong_GB2312" w:eastAsia="FangSong_GB2312" w:hAnsi="FangSong_GB2312" w:cs="FangSong_GB2312" w:hint="eastAsia"/>
+                <w:kern w:val="0"/>
+                <w:sz w:val="24"/>
+              </w:rPr>
+              <w:t xml:space="preserve">教学方法项目导引、重度 Bug 抢救实演、混合保真兜底演练</w:t>
+            </w:r>
+          </w:p>
+          <w:p>
+            <w:pPr>
+              <w:widowControl/>
+              <w:spacing w:line="400" w:lineRule="exact"/>
+              <w:jc w:val="left"/>
+              <w:rPr>
+                <w:rFonts w:ascii="FangSong_GB2312" w:eastAsia="FangSong_GB2312" w:hAnsi="FangSong_GB2312" w:cs="FangSong_GB2312"/>
+                <w:kern w:val="0"/>
+                <w:sz w:val="24"/>
+              </w:rPr>
+            </w:pPr>
+            <w:r>
+              <w:rPr>
+                <w:rFonts w:ascii="FangSong_GB2312" w:eastAsia="FangSong_GB2312" w:hAnsi="FangSong_GB2312" w:cs="FangSong_GB2312" w:hint="eastAsia"/>
+                <w:kern w:val="0"/>
+                <w:sz w:val="24"/>
+              </w:rPr>
+              <w:t xml:space="preserve">时间安排约5分钟（0.1实践学时）</w:t>
+            </w:r>
+          </w:p>
+          <w:p>
+            <w:pPr>
+              <w:widowControl/>
+              <w:spacing w:line="400" w:lineRule="exact"/>
+              <w:jc w:val="left"/>
+              <w:rPr>
+                <w:rFonts w:ascii="FangSong_GB2312" w:eastAsia="FangSong_GB2312" w:hAnsi="FangSong_GB2312" w:cs="FangSong_GB2312"/>
+                <w:kern w:val="0"/>
+                <w:sz w:val="24"/>
+              </w:rPr>
+            </w:pPr>
+            <w:r>
+              <w:rPr>
+                <w:rFonts w:ascii="FangSong_GB2312" w:eastAsia="FangSong_GB2312" w:hAnsi="FangSong_GB2312" w:cs="FangSong_GB2312" w:hint="eastAsia"/>
+                <w:kern w:val="0"/>
+                <w:sz w:val="24"/>
+              </w:rPr>
+              <w:t xml:space="preserve">课堂思考</w:t>
             </w:r>
           </w:p>
         </w:tc>
@@ -1601,167 +1578,287 @@
                 <w:kern w:val="0"/>
                 <w:sz w:val="24"/>
               </w:rPr>
-              <w:t xml:space="preserve">【教学组织】核心方法与实操解析:</w:t>
-            </w:r>
-          </w:p>
-          <w:p>
-            <w:pPr>
-              <w:widowControl/>
-              <w:spacing w:line="400" w:lineRule="exact"/>
-              <w:jc w:val="left"/>
-              <w:rPr>
-                <w:rFonts w:ascii="FangSong_GB2312" w:eastAsia="FangSong_GB2312" w:hAnsi="FangSong_GB2312" w:cs="FangSong_GB2312"/>
-                <w:kern w:val="0"/>
-                <w:sz w:val="24"/>
-              </w:rPr>
-            </w:pPr>
-            <w:r>
-              <w:rPr>
-                <w:rFonts w:ascii="FangSong_GB2312" w:eastAsia="FangSong_GB2312" w:hAnsi="FangSong_GB2312" w:cs="FangSong_GB2312" w:hint="eastAsia"/>
-                <w:kern w:val="0"/>
-                <w:sz w:val="24"/>
-              </w:rPr>
-              <w:t xml:space="preserve">1. 实训主线：LLM 辅助排错工程嗅觉训练、常见耦合断点判断、混合保真度降级策略（代码+Figma 拼接）</w:t>
-            </w:r>
-          </w:p>
-          <w:p>
-            <w:pPr>
-              <w:widowControl/>
-              <w:spacing w:line="400" w:lineRule="exact"/>
-              <w:jc w:val="left"/>
-              <w:rPr>
-                <w:rFonts w:ascii="FangSong_GB2312" w:eastAsia="FangSong_GB2312" w:hAnsi="FangSong_GB2312" w:cs="FangSong_GB2312"/>
-                <w:kern w:val="0"/>
-                <w:sz w:val="24"/>
-              </w:rPr>
-            </w:pPr>
-            <w:r>
-              <w:rPr>
-                <w:rFonts w:ascii="FangSong_GB2312" w:eastAsia="FangSong_GB2312" w:hAnsi="FangSong_GB2312" w:cs="FangSong_GB2312" w:hint="eastAsia"/>
-                <w:kern w:val="0"/>
-                <w:sz w:val="24"/>
-              </w:rPr>
-              <w:t xml:space="preserve">2. 实践要点拆解：11.1 本地大模型代码辅助阅读规律；混合保真度演示机制 11.2 收尾 实验4(Exp4)，通过Figma修复串联断裂的状态</w:t>
-            </w:r>
-          </w:p>
-          <w:p>
-            <w:pPr>
-              <w:widowControl/>
-              <w:spacing w:line="400" w:lineRule="exact"/>
-              <w:jc w:val="left"/>
-              <w:rPr>
-                <w:rFonts w:ascii="FangSong_GB2312" w:eastAsia="FangSong_GB2312" w:hAnsi="FangSong_GB2312" w:cs="FangSong_GB2312"/>
-                <w:kern w:val="0"/>
-                <w:sz w:val="24"/>
-              </w:rPr>
-            </w:pPr>
-            <w:r>
-              <w:rPr>
-                <w:rFonts w:ascii="FangSong_GB2312" w:eastAsia="FangSong_GB2312" w:hAnsi="FangSong_GB2312" w:cs="FangSong_GB2312" w:hint="eastAsia"/>
-                <w:kern w:val="0"/>
-                <w:sz w:val="24"/>
-              </w:rPr>
-              <w:t xml:space="preserve">3. 重难点突破：针对“面对 AI 生成的错乱耦合代码，能冷静判断断点并采用手工降级方案兜底串联”，采用案例剖析策略。</w:t>
-            </w:r>
-          </w:p>
-          <w:p>
-            <w:pPr>
-              <w:widowControl/>
-              <w:spacing w:line="400" w:lineRule="exact"/>
-              <w:jc w:val="left"/>
-              <w:rPr>
-                <w:rFonts w:ascii="FangSong_GB2312" w:eastAsia="FangSong_GB2312" w:hAnsi="FangSong_GB2312" w:cs="FangSong_GB2312"/>
-                <w:kern w:val="0"/>
-                <w:sz w:val="24"/>
-              </w:rPr>
-            </w:pPr>
-            <w:r>
-              <w:rPr>
-                <w:rFonts w:ascii="FangSong_GB2312" w:eastAsia="FangSong_GB2312" w:hAnsi="FangSong_GB2312" w:cs="FangSong_GB2312" w:hint="eastAsia"/>
-                <w:kern w:val="0"/>
-                <w:sz w:val="24"/>
-              </w:rPr>
-              <w:t xml:space="preserve">4. 支撑目标：具备基本的代码辅助阅读自检能力</w:t>
-            </w:r>
-          </w:p>
-          <w:p>
-            <w:pPr>
-              <w:widowControl/>
-              <w:spacing w:line="400" w:lineRule="exact"/>
-              <w:jc w:val="left"/>
-              <w:rPr>
-                <w:rFonts w:ascii="FangSong_GB2312" w:eastAsia="FangSong_GB2312" w:hAnsi="FangSong_GB2312" w:cs="FangSong_GB2312"/>
-                <w:kern w:val="0"/>
-                <w:sz w:val="24"/>
-              </w:rPr>
-            </w:pPr>
-            <w:r>
-              <w:rPr>
-                <w:rFonts w:ascii="FangSong_GB2312" w:eastAsia="FangSong_GB2312" w:hAnsi="FangSong_GB2312" w:cs="FangSong_GB2312" w:hint="eastAsia"/>
-                <w:kern w:val="0"/>
-                <w:sz w:val="24"/>
-              </w:rPr>
-              <w:t xml:space="preserve">【教学方法】项目导引、重度 Bug 抢救实演、混合保真兜底演练</w:t>
-            </w:r>
-          </w:p>
-          <w:p>
-            <w:pPr>
-              <w:widowControl/>
-              <w:spacing w:line="400" w:lineRule="exact"/>
-              <w:jc w:val="left"/>
-              <w:rPr>
-                <w:rFonts w:ascii="FangSong_GB2312" w:eastAsia="FangSong_GB2312" w:hAnsi="FangSong_GB2312" w:cs="FangSong_GB2312"/>
-                <w:kern w:val="0"/>
-                <w:sz w:val="24"/>
-              </w:rPr>
-            </w:pPr>
-            <w:r>
-              <w:rPr>
-                <w:rFonts w:ascii="FangSong_GB2312" w:eastAsia="FangSong_GB2312" w:hAnsi="FangSong_GB2312" w:cs="FangSong_GB2312" w:hint="eastAsia"/>
-                <w:kern w:val="0"/>
-                <w:sz w:val="24"/>
-              </w:rPr>
-              <w:t xml:space="preserve">【时间安排】约70分钟（1.6实践学时）</w:t>
-            </w:r>
-          </w:p>
-          <w:p>
-            <w:pPr>
-              <w:widowControl/>
-              <w:spacing w:line="400" w:lineRule="exact"/>
-              <w:jc w:val="left"/>
-              <w:rPr>
-                <w:rFonts w:ascii="FangSong_GB2312" w:eastAsia="FangSong_GB2312" w:hAnsi="FangSong_GB2312" w:cs="FangSong_GB2312"/>
-                <w:kern w:val="0"/>
-                <w:sz w:val="24"/>
-              </w:rPr>
-            </w:pPr>
-            <w:r>
-              <w:rPr>
-                <w:rFonts w:ascii="FangSong_GB2312" w:eastAsia="FangSong_GB2312" w:hAnsi="FangSong_GB2312" w:cs="FangSong_GB2312" w:hint="eastAsia"/>
-                <w:kern w:val="0"/>
-                <w:sz w:val="24"/>
-              </w:rPr>
-              <w:t xml:space="preserve">【课堂思考】</w:t>
-            </w:r>
-          </w:p>
-          <w:p>
-            <w:pPr>
-              <w:widowControl/>
-              <w:spacing w:line="400" w:lineRule="exact"/>
-              <w:jc w:val="left"/>
-              <w:rPr>
-                <w:rFonts w:ascii="FangSong_GB2312" w:eastAsia="FangSong_GB2312" w:hAnsi="FangSong_GB2312" w:cs="FangSong_GB2312"/>
-                <w:kern w:val="0"/>
-                <w:sz w:val="24"/>
-              </w:rPr>
-            </w:pPr>
-            <w:r>
-              <w:rPr>
-                <w:rFonts w:ascii="FangSong_GB2312" w:eastAsia="FangSong_GB2312" w:hAnsi="FangSong_GB2312" w:cs="FangSong_GB2312" w:hint="eastAsia"/>
-                <w:kern w:val="0"/>
-                <w:sz w:val="24"/>
-              </w:rPr>
-              <w:t xml:space="preserve">【课程思政融入点】树立技术韧性，不盲从 AI 输出</w:t>
+              <w:t xml:space="preserve">教学组织讲解Read-Explain-Fix三步法及前端5大报错元凶（状态未同步、事件泄漏等）</w:t>
+            </w:r>
+          </w:p>
+          <w:p>
+            <w:pPr>
+              <w:widowControl/>
+              <w:spacing w:line="400" w:lineRule="exact"/>
+              <w:jc w:val="left"/>
+              <w:rPr>
+                <w:rFonts w:ascii="FangSong_GB2312" w:eastAsia="FangSong_GB2312" w:hAnsi="FangSong_GB2312" w:cs="FangSong_GB2312"/>
+                <w:kern w:val="0"/>
+                <w:sz w:val="24"/>
+              </w:rPr>
+            </w:pPr>
+            <w:r>
+              <w:rPr>
+                <w:rFonts w:ascii="FangSong_GB2312" w:eastAsia="FangSong_GB2312" w:hAnsi="FangSong_GB2312" w:cs="FangSong_GB2312" w:hint="eastAsia"/>
+                <w:kern w:val="0"/>
+                <w:sz w:val="24"/>
+              </w:rPr>
+              <w:t xml:space="preserve">教学方法项目导引、重度 Bug 抢救实演、混合保真兜底演练</w:t>
+            </w:r>
+          </w:p>
+          <w:p>
+            <w:pPr>
+              <w:widowControl/>
+              <w:spacing w:line="400" w:lineRule="exact"/>
+              <w:jc w:val="left"/>
+              <w:rPr>
+                <w:rFonts w:ascii="FangSong_GB2312" w:eastAsia="FangSong_GB2312" w:hAnsi="FangSong_GB2312" w:cs="FangSong_GB2312"/>
+                <w:kern w:val="0"/>
+                <w:sz w:val="24"/>
+              </w:rPr>
+            </w:pPr>
+            <w:r>
+              <w:rPr>
+                <w:rFonts w:ascii="FangSong_GB2312" w:eastAsia="FangSong_GB2312" w:hAnsi="FangSong_GB2312" w:cs="FangSong_GB2312" w:hint="eastAsia"/>
+                <w:kern w:val="0"/>
+                <w:sz w:val="24"/>
+              </w:rPr>
+              <w:t xml:space="preserve">时间安排约25分钟（0.6实践学时）</w:t>
+            </w:r>
+          </w:p>
+          <w:p>
+            <w:pPr>
+              <w:widowControl/>
+              <w:spacing w:line="400" w:lineRule="exact"/>
+              <w:jc w:val="left"/>
+              <w:rPr>
+                <w:rFonts w:ascii="FangSong_GB2312" w:eastAsia="FangSong_GB2312" w:hAnsi="FangSong_GB2312" w:cs="FangSong_GB2312"/>
+                <w:kern w:val="0"/>
+                <w:sz w:val="24"/>
+              </w:rPr>
+            </w:pPr>
+            <w:r>
+              <w:rPr>
+                <w:rFonts w:ascii="FangSong_GB2312" w:eastAsia="FangSong_GB2312" w:hAnsi="FangSong_GB2312" w:cs="FangSong_GB2312" w:hint="eastAsia"/>
+                <w:kern w:val="0"/>
+                <w:sz w:val="24"/>
+              </w:rPr>
+              <w:t xml:space="preserve">课堂思考</w:t>
+            </w:r>
+          </w:p>
+          <w:p>
+            <w:pPr>
+              <w:widowControl/>
+              <w:spacing w:line="400" w:lineRule="exact"/>
+              <w:jc w:val="left"/>
+              <w:rPr>
+                <w:rFonts w:ascii="FangSong_GB2312" w:eastAsia="FangSong_GB2312" w:hAnsi="FangSong_GB2312" w:cs="FangSong_GB2312"/>
+                <w:kern w:val="0"/>
+                <w:sz w:val="24"/>
+              </w:rPr>
+            </w:pPr>
+            <w:r>
+              <w:rPr>
+                <w:rFonts w:ascii="FangSong_GB2312" w:eastAsia="FangSong_GB2312" w:hAnsi="FangSong_GB2312" w:cs="FangSong_GB2312" w:hint="eastAsia"/>
+                <w:kern w:val="0"/>
+                <w:sz w:val="24"/>
+              </w:rPr>
+              <w:t xml:space="preserve">课程思政融入点</w:t>
+            </w:r>
+          </w:p>
+          <w:p>
+            <w:pPr>
+              <w:widowControl/>
+              <w:spacing w:line="400" w:lineRule="exact"/>
+              <w:jc w:val="left"/>
+              <w:rPr>
+                <w:rFonts w:ascii="FangSong_GB2312" w:eastAsia="FangSong_GB2312" w:hAnsi="FangSong_GB2312" w:cs="FangSong_GB2312"/>
+                <w:kern w:val="0"/>
+                <w:sz w:val="24"/>
+              </w:rPr>
+            </w:pPr>
+            <w:r>
+              <w:rPr>
+                <w:rFonts w:ascii="FangSong_GB2312" w:eastAsia="FangSong_GB2312" w:hAnsi="FangSong_GB2312" w:cs="FangSong_GB2312" w:hint="eastAsia"/>
+                <w:kern w:val="0"/>
+                <w:sz w:val="24"/>
+              </w:rPr>
+              <w:t xml:space="preserve">教学组织解析原型五维光谱、水平vs垂直策略、电梯安慰剂效应及抛弃式原型与技术债</w:t>
+            </w:r>
+          </w:p>
+          <w:p>
+            <w:pPr>
+              <w:widowControl/>
+              <w:spacing w:line="400" w:lineRule="exact"/>
+              <w:jc w:val="left"/>
+              <w:rPr>
+                <w:rFonts w:ascii="FangSong_GB2312" w:eastAsia="FangSong_GB2312" w:hAnsi="FangSong_GB2312" w:cs="FangSong_GB2312"/>
+                <w:kern w:val="0"/>
+                <w:sz w:val="24"/>
+              </w:rPr>
+            </w:pPr>
+            <w:r>
+              <w:rPr>
+                <w:rFonts w:ascii="FangSong_GB2312" w:eastAsia="FangSong_GB2312" w:hAnsi="FangSong_GB2312" w:cs="FangSong_GB2312" w:hint="eastAsia"/>
+                <w:kern w:val="0"/>
+                <w:sz w:val="24"/>
+              </w:rPr>
+              <w:t xml:space="preserve">教学方法项目导引、重度 Bug 抢救实演、混合保真兜底演练</w:t>
+            </w:r>
+          </w:p>
+          <w:p>
+            <w:pPr>
+              <w:widowControl/>
+              <w:spacing w:line="400" w:lineRule="exact"/>
+              <w:jc w:val="left"/>
+              <w:rPr>
+                <w:rFonts w:ascii="FangSong_GB2312" w:eastAsia="FangSong_GB2312" w:hAnsi="FangSong_GB2312" w:cs="FangSong_GB2312"/>
+                <w:kern w:val="0"/>
+                <w:sz w:val="24"/>
+              </w:rPr>
+            </w:pPr>
+            <w:r>
+              <w:rPr>
+                <w:rFonts w:ascii="FangSong_GB2312" w:eastAsia="FangSong_GB2312" w:hAnsi="FangSong_GB2312" w:cs="FangSong_GB2312" w:hint="eastAsia"/>
+                <w:kern w:val="0"/>
+                <w:sz w:val="24"/>
+              </w:rPr>
+              <w:t xml:space="preserve">时间安排约30分钟（0.7实践学时）</w:t>
+            </w:r>
+          </w:p>
+          <w:p>
+            <w:pPr>
+              <w:widowControl/>
+              <w:spacing w:line="400" w:lineRule="exact"/>
+              <w:jc w:val="left"/>
+              <w:rPr>
+                <w:rFonts w:ascii="FangSong_GB2312" w:eastAsia="FangSong_GB2312" w:hAnsi="FangSong_GB2312" w:cs="FangSong_GB2312"/>
+                <w:kern w:val="0"/>
+                <w:sz w:val="24"/>
+              </w:rPr>
+            </w:pPr>
+            <w:r>
+              <w:rPr>
+                <w:rFonts w:ascii="FangSong_GB2312" w:eastAsia="FangSong_GB2312" w:hAnsi="FangSong_GB2312" w:cs="FangSong_GB2312" w:hint="eastAsia"/>
+                <w:kern w:val="0"/>
+                <w:sz w:val="24"/>
+              </w:rPr>
+              <w:t xml:space="preserve">课堂思考</w:t>
+            </w:r>
+          </w:p>
+          <w:p>
+            <w:pPr>
+              <w:widowControl/>
+              <w:spacing w:line="400" w:lineRule="exact"/>
+              <w:jc w:val="left"/>
+              <w:rPr>
+                <w:rFonts w:ascii="FangSong_GB2312" w:eastAsia="FangSong_GB2312" w:hAnsi="FangSong_GB2312" w:cs="FangSong_GB2312"/>
+                <w:kern w:val="0"/>
+                <w:sz w:val="24"/>
+              </w:rPr>
+            </w:pPr>
+            <w:r>
+              <w:rPr>
+                <w:rFonts w:ascii="FangSong_GB2312" w:eastAsia="FangSong_GB2312" w:hAnsi="FangSong_GB2312" w:cs="FangSong_GB2312" w:hint="eastAsia"/>
+                <w:kern w:val="0"/>
+                <w:sz w:val="24"/>
+              </w:rPr>
+              <w:t xml:space="preserve">课程思政融入点</w:t>
+            </w:r>
+          </w:p>
+          <w:p>
+            <w:pPr>
+              <w:widowControl/>
+              <w:spacing w:line="400" w:lineRule="exact"/>
+              <w:jc w:val="left"/>
+              <w:rPr>
+                <w:rFonts w:ascii="FangSong_GB2312" w:eastAsia="FangSong_GB2312" w:hAnsi="FangSong_GB2312" w:cs="FangSong_GB2312"/>
+                <w:kern w:val="0"/>
+                <w:sz w:val="24"/>
+              </w:rPr>
+            </w:pPr>
+            <w:r>
+              <w:rPr>
+                <w:rFonts w:ascii="FangSong_GB2312" w:eastAsia="FangSong_GB2312" w:hAnsi="FangSong_GB2312" w:cs="FangSong_GB2312" w:hint="eastAsia"/>
+                <w:kern w:val="0"/>
+                <w:sz w:val="24"/>
+              </w:rPr>
+              <w:t xml:space="preserve">教学组织剖析状态断裂的四个致命等级，并通过Therac-25事故讲解三级兜底防线（AI自修、Figma热补丁、终极口头叙事）</w:t>
+            </w:r>
+          </w:p>
+          <w:p>
+            <w:pPr>
+              <w:widowControl/>
+              <w:spacing w:line="400" w:lineRule="exact"/>
+              <w:jc w:val="left"/>
+              <w:rPr>
+                <w:rFonts w:ascii="FangSong_GB2312" w:eastAsia="FangSong_GB2312" w:hAnsi="FangSong_GB2312" w:cs="FangSong_GB2312"/>
+                <w:kern w:val="0"/>
+                <w:sz w:val="24"/>
+              </w:rPr>
+            </w:pPr>
+            <w:r>
+              <w:rPr>
+                <w:rFonts w:ascii="FangSong_GB2312" w:eastAsia="FangSong_GB2312" w:hAnsi="FangSong_GB2312" w:cs="FangSong_GB2312" w:hint="eastAsia"/>
+                <w:kern w:val="0"/>
+                <w:sz w:val="24"/>
+              </w:rPr>
+              <w:t xml:space="preserve">教学方法项目导引、重度 Bug 抢救实演、混合保真兜底演练</w:t>
+            </w:r>
+          </w:p>
+          <w:p>
+            <w:pPr>
+              <w:widowControl/>
+              <w:spacing w:line="400" w:lineRule="exact"/>
+              <w:jc w:val="left"/>
+              <w:rPr>
+                <w:rFonts w:ascii="FangSong_GB2312" w:eastAsia="FangSong_GB2312" w:hAnsi="FangSong_GB2312" w:cs="FangSong_GB2312"/>
+                <w:kern w:val="0"/>
+                <w:sz w:val="24"/>
+              </w:rPr>
+            </w:pPr>
+            <w:r>
+              <w:rPr>
+                <w:rFonts w:ascii="FangSong_GB2312" w:eastAsia="FangSong_GB2312" w:hAnsi="FangSong_GB2312" w:cs="FangSong_GB2312" w:hint="eastAsia"/>
+                <w:kern w:val="0"/>
+                <w:sz w:val="24"/>
+              </w:rPr>
+              <w:t xml:space="preserve">时间安排约30分钟（0.7实践学时）</w:t>
+            </w:r>
+          </w:p>
+          <w:p>
+            <w:pPr>
+              <w:widowControl/>
+              <w:spacing w:line="400" w:lineRule="exact"/>
+              <w:jc w:val="left"/>
+              <w:rPr>
+                <w:rFonts w:ascii="FangSong_GB2312" w:eastAsia="FangSong_GB2312" w:hAnsi="FangSong_GB2312" w:cs="FangSong_GB2312"/>
+                <w:kern w:val="0"/>
+                <w:sz w:val="24"/>
+              </w:rPr>
+            </w:pPr>
+            <w:r>
+              <w:rPr>
+                <w:rFonts w:ascii="FangSong_GB2312" w:eastAsia="FangSong_GB2312" w:hAnsi="FangSong_GB2312" w:cs="FangSong_GB2312" w:hint="eastAsia"/>
+                <w:kern w:val="0"/>
+                <w:sz w:val="24"/>
+              </w:rPr>
+              <w:t xml:space="preserve">课堂思考</w:t>
+            </w:r>
+          </w:p>
+          <w:p>
+            <w:pPr>
+              <w:widowControl/>
+              <w:spacing w:line="400" w:lineRule="exact"/>
+              <w:jc w:val="left"/>
+              <w:rPr>
+                <w:rFonts w:ascii="FangSong_GB2312" w:eastAsia="FangSong_GB2312" w:hAnsi="FangSong_GB2312" w:cs="FangSong_GB2312"/>
+                <w:kern w:val="0"/>
+                <w:sz w:val="24"/>
+              </w:rPr>
+            </w:pPr>
+            <w:r>
+              <w:rPr>
+                <w:rFonts w:ascii="FangSong_GB2312" w:eastAsia="FangSong_GB2312" w:hAnsi="FangSong_GB2312" w:cs="FangSong_GB2312" w:hint="eastAsia"/>
+                <w:kern w:val="0"/>
+                <w:sz w:val="24"/>
+              </w:rPr>
+              <w:t xml:space="preserve">课程思政融入点</w:t>
             </w:r>
           </w:p>
         </w:tc>
@@ -1874,139 +1971,249 @@
                 <w:kern w:val="0"/>
                 <w:sz w:val="24"/>
               </w:rPr>
-              <w:t xml:space="preserve">【教学组织】课堂实践与操作训练:</w:t>
-            </w:r>
-          </w:p>
-          <w:p>
-            <w:pPr>
-              <w:widowControl/>
-              <w:spacing w:line="400" w:lineRule="exact"/>
-              <w:jc w:val="left"/>
-              <w:rPr>
-                <w:rFonts w:ascii="FangSong_GB2312" w:eastAsia="FangSong_GB2312" w:hAnsi="FangSong_GB2312" w:cs="FangSong_GB2312"/>
-                <w:color w:val="000000"/>
-                <w:kern w:val="0"/>
-                <w:sz w:val="24"/>
-              </w:rPr>
-            </w:pPr>
-            <w:r>
-              <w:rPr>
-                <w:rFonts w:ascii="FangSong_GB2312" w:eastAsia="FangSong_GB2312" w:hAnsi="FangSong_GB2312" w:cs="FangSong_GB2312" w:hint="eastAsia"/>
-                <w:color w:val="000000"/>
-                <w:kern w:val="0"/>
-                <w:sz w:val="24"/>
-              </w:rPr>
-              <w:t xml:space="preserve">1. 实践任务指导：收尾 实验4(Exp4)——重度 Bug 抢救 + Figma 混合保真兜底串联</w:t>
-            </w:r>
-          </w:p>
-          <w:p>
-            <w:pPr>
-              <w:widowControl/>
-              <w:spacing w:line="400" w:lineRule="exact"/>
-              <w:jc w:val="left"/>
-              <w:rPr>
-                <w:rFonts w:ascii="FangSong_GB2312" w:eastAsia="FangSong_GB2312" w:hAnsi="FangSong_GB2312" w:cs="FangSong_GB2312"/>
-                <w:color w:val="000000"/>
-                <w:kern w:val="0"/>
-                <w:sz w:val="24"/>
-              </w:rPr>
-            </w:pPr>
-            <w:r>
-              <w:rPr>
-                <w:rFonts w:ascii="FangSong_GB2312" w:eastAsia="FangSong_GB2312" w:hAnsi="FangSong_GB2312" w:cs="FangSong_GB2312" w:hint="eastAsia"/>
-                <w:color w:val="000000"/>
-                <w:kern w:val="0"/>
-                <w:sz w:val="24"/>
-              </w:rPr>
-              <w:t xml:space="preserve">2. 核心任务目标：完成 实验4(Exp4) 交付——AI 生成原型的最终串联调试，对无法解决的断点采用 Figma 混合保真兜底，提交排障日志。</w:t>
-            </w:r>
-          </w:p>
-          <w:p>
-            <w:pPr>
-              <w:widowControl/>
-              <w:spacing w:line="400" w:lineRule="exact"/>
-              <w:jc w:val="left"/>
-              <w:rPr>
-                <w:rFonts w:ascii="FangSong_GB2312" w:eastAsia="FangSong_GB2312" w:hAnsi="FangSong_GB2312" w:cs="FangSong_GB2312"/>
-                <w:color w:val="000000"/>
-                <w:kern w:val="0"/>
-                <w:sz w:val="24"/>
-              </w:rPr>
-            </w:pPr>
-            <w:r>
-              <w:rPr>
-                <w:rFonts w:ascii="FangSong_GB2312" w:eastAsia="FangSong_GB2312" w:hAnsi="FangSong_GB2312" w:cs="FangSong_GB2312" w:hint="eastAsia"/>
-                <w:color w:val="000000"/>
-                <w:kern w:val="0"/>
-                <w:sz w:val="24"/>
-              </w:rPr>
-              <w:t xml:space="preserve">3. 教师巡回指导，及时发现并纠正学生实践中的认知偏差。</w:t>
-            </w:r>
-          </w:p>
-          <w:p>
-            <w:pPr>
-              <w:widowControl/>
-              <w:spacing w:line="400" w:lineRule="exact"/>
-              <w:jc w:val="left"/>
-              <w:rPr>
-                <w:rFonts w:ascii="FangSong_GB2312" w:eastAsia="FangSong_GB2312" w:hAnsi="FangSong_GB2312" w:cs="FangSong_GB2312"/>
-                <w:color w:val="000000"/>
-                <w:kern w:val="0"/>
-                <w:sz w:val="24"/>
-              </w:rPr>
-            </w:pPr>
-            <w:r>
-              <w:rPr>
-                <w:rFonts w:ascii="FangSong_GB2312" w:eastAsia="FangSong_GB2312" w:hAnsi="FangSong_GB2312" w:cs="FangSong_GB2312" w:hint="eastAsia"/>
-                <w:color w:val="000000"/>
-                <w:kern w:val="0"/>
-                <w:sz w:val="24"/>
-              </w:rPr>
-              <w:t xml:space="preserve">【教学方法】项目导引、重度 Bug 抢救实演、混合保真兜底演练</w:t>
-            </w:r>
-          </w:p>
-          <w:p>
-            <w:pPr>
-              <w:widowControl/>
-              <w:spacing w:line="400" w:lineRule="exact"/>
-              <w:jc w:val="left"/>
-              <w:rPr>
-                <w:rFonts w:ascii="FangSong_GB2312" w:eastAsia="FangSong_GB2312" w:hAnsi="FangSong_GB2312" w:cs="FangSong_GB2312"/>
-                <w:color w:val="000000"/>
-                <w:kern w:val="0"/>
-                <w:sz w:val="24"/>
-              </w:rPr>
-            </w:pPr>
-            <w:r>
-              <w:rPr>
-                <w:rFonts w:ascii="FangSong_GB2312" w:eastAsia="FangSong_GB2312" w:hAnsi="FangSong_GB2312" w:cs="FangSong_GB2312" w:hint="eastAsia"/>
-                <w:color w:val="000000"/>
-                <w:kern w:val="0"/>
-                <w:sz w:val="24"/>
-              </w:rPr>
-              <w:t xml:space="preserve">【时间安排】约80分钟（1.8实践学时）</w:t>
-            </w:r>
-          </w:p>
-          <w:p>
-            <w:pPr>
-              <w:widowControl/>
-              <w:spacing w:line="400" w:lineRule="exact"/>
-              <w:jc w:val="left"/>
-              <w:rPr>
-                <w:rFonts w:ascii="FangSong_GB2312" w:eastAsia="FangSong_GB2312" w:hAnsi="FangSong_GB2312" w:cs="FangSong_GB2312"/>
-                <w:color w:val="000000"/>
-                <w:kern w:val="0"/>
-                <w:sz w:val="24"/>
-              </w:rPr>
-            </w:pPr>
-            <w:r>
-              <w:rPr>
-                <w:rFonts w:ascii="FangSong_GB2312" w:eastAsia="FangSong_GB2312" w:hAnsi="FangSong_GB2312" w:cs="FangSong_GB2312" w:hint="eastAsia"/>
-                <w:color w:val="000000"/>
-                <w:kern w:val="0"/>
-                <w:sz w:val="24"/>
-              </w:rPr>
-              <w:t xml:space="preserve">【课堂思考】</w:t>
+              <w:t xml:space="preserve">教学组织小组分享排障经历与避坑“吉娃娃效应”的讨论</w:t>
+            </w:r>
+          </w:p>
+          <w:p>
+            <w:pPr>
+              <w:widowControl/>
+              <w:spacing w:line="400" w:lineRule="exact"/>
+              <w:jc w:val="left"/>
+              <w:rPr>
+                <w:rFonts w:ascii="FangSong_GB2312" w:eastAsia="FangSong_GB2312" w:hAnsi="FangSong_GB2312" w:cs="FangSong_GB2312"/>
+                <w:color w:val="000000"/>
+                <w:kern w:val="0"/>
+                <w:sz w:val="24"/>
+              </w:rPr>
+            </w:pPr>
+            <w:r>
+              <w:rPr>
+                <w:rFonts w:ascii="FangSong_GB2312" w:eastAsia="FangSong_GB2312" w:hAnsi="FangSong_GB2312" w:cs="FangSong_GB2312" w:hint="eastAsia"/>
+                <w:color w:val="000000"/>
+                <w:kern w:val="0"/>
+                <w:sz w:val="24"/>
+              </w:rPr>
+              <w:t xml:space="preserve">教学方法项目导引、重度 Bug 抢救实演、混合保真兜底演练</w:t>
+            </w:r>
+          </w:p>
+          <w:p>
+            <w:pPr>
+              <w:widowControl/>
+              <w:spacing w:line="400" w:lineRule="exact"/>
+              <w:jc w:val="left"/>
+              <w:rPr>
+                <w:rFonts w:ascii="FangSong_GB2312" w:eastAsia="FangSong_GB2312" w:hAnsi="FangSong_GB2312" w:cs="FangSong_GB2312"/>
+                <w:color w:val="000000"/>
+                <w:kern w:val="0"/>
+                <w:sz w:val="24"/>
+              </w:rPr>
+            </w:pPr>
+            <w:r>
+              <w:rPr>
+                <w:rFonts w:ascii="FangSong_GB2312" w:eastAsia="FangSong_GB2312" w:hAnsi="FangSong_GB2312" w:cs="FangSong_GB2312" w:hint="eastAsia"/>
+                <w:color w:val="000000"/>
+                <w:kern w:val="0"/>
+                <w:sz w:val="24"/>
+              </w:rPr>
+              <w:t xml:space="preserve">时间安排约5分钟（0.1实践学时）</w:t>
+            </w:r>
+          </w:p>
+          <w:p>
+            <w:pPr>
+              <w:widowControl/>
+              <w:spacing w:line="400" w:lineRule="exact"/>
+              <w:jc w:val="left"/>
+              <w:rPr>
+                <w:rFonts w:ascii="FangSong_GB2312" w:eastAsia="FangSong_GB2312" w:hAnsi="FangSong_GB2312" w:cs="FangSong_GB2312"/>
+                <w:color w:val="000000"/>
+                <w:kern w:val="0"/>
+                <w:sz w:val="24"/>
+              </w:rPr>
+            </w:pPr>
+            <w:r>
+              <w:rPr>
+                <w:rFonts w:ascii="FangSong_GB2312" w:eastAsia="FangSong_GB2312" w:hAnsi="FangSong_GB2312" w:cs="FangSong_GB2312" w:hint="eastAsia"/>
+                <w:color w:val="000000"/>
+                <w:kern w:val="0"/>
+                <w:sz w:val="24"/>
+              </w:rPr>
+              <w:t xml:space="preserve">课堂思考</w:t>
+            </w:r>
+          </w:p>
+          <w:p>
+            <w:pPr>
+              <w:widowControl/>
+              <w:spacing w:line="400" w:lineRule="exact"/>
+              <w:jc w:val="left"/>
+              <w:rPr>
+                <w:rFonts w:ascii="FangSong_GB2312" w:eastAsia="FangSong_GB2312" w:hAnsi="FangSong_GB2312" w:cs="FangSong_GB2312"/>
+                <w:color w:val="000000"/>
+                <w:kern w:val="0"/>
+                <w:sz w:val="24"/>
+              </w:rPr>
+            </w:pPr>
+            <w:r>
+              <w:rPr>
+                <w:rFonts w:ascii="FangSong_GB2312" w:eastAsia="FangSong_GB2312" w:hAnsi="FangSong_GB2312" w:cs="FangSong_GB2312" w:hint="eastAsia"/>
+                <w:color w:val="000000"/>
+                <w:kern w:val="0"/>
+                <w:sz w:val="24"/>
+              </w:rPr>
+              <w:t xml:space="preserve">教学组织进行混合保真度映射实战（Fidelity Mapping）与答辩预演推演</w:t>
+            </w:r>
+          </w:p>
+          <w:p>
+            <w:pPr>
+              <w:widowControl/>
+              <w:spacing w:line="400" w:lineRule="exact"/>
+              <w:jc w:val="left"/>
+              <w:rPr>
+                <w:rFonts w:ascii="FangSong_GB2312" w:eastAsia="FangSong_GB2312" w:hAnsi="FangSong_GB2312" w:cs="FangSong_GB2312"/>
+                <w:color w:val="000000"/>
+                <w:kern w:val="0"/>
+                <w:sz w:val="24"/>
+              </w:rPr>
+            </w:pPr>
+            <w:r>
+              <w:rPr>
+                <w:rFonts w:ascii="FangSong_GB2312" w:eastAsia="FangSong_GB2312" w:hAnsi="FangSong_GB2312" w:cs="FangSong_GB2312" w:hint="eastAsia"/>
+                <w:color w:val="000000"/>
+                <w:kern w:val="0"/>
+                <w:sz w:val="24"/>
+              </w:rPr>
+              <w:t xml:space="preserve">教学方法项目导引、重度 Bug 抢救实演、混合保真兜底演练</w:t>
+            </w:r>
+          </w:p>
+          <w:p>
+            <w:pPr>
+              <w:widowControl/>
+              <w:spacing w:line="400" w:lineRule="exact"/>
+              <w:jc w:val="left"/>
+              <w:rPr>
+                <w:rFonts w:ascii="FangSong_GB2312" w:eastAsia="FangSong_GB2312" w:hAnsi="FangSong_GB2312" w:cs="FangSong_GB2312"/>
+                <w:color w:val="000000"/>
+                <w:kern w:val="0"/>
+                <w:sz w:val="24"/>
+              </w:rPr>
+            </w:pPr>
+            <w:r>
+              <w:rPr>
+                <w:rFonts w:ascii="FangSong_GB2312" w:eastAsia="FangSong_GB2312" w:hAnsi="FangSong_GB2312" w:cs="FangSong_GB2312" w:hint="eastAsia"/>
+                <w:color w:val="000000"/>
+                <w:kern w:val="0"/>
+                <w:sz w:val="24"/>
+              </w:rPr>
+              <w:t xml:space="preserve">时间安排约15分钟（0.3实践学时）</w:t>
+            </w:r>
+          </w:p>
+          <w:p>
+            <w:pPr>
+              <w:widowControl/>
+              <w:spacing w:line="400" w:lineRule="exact"/>
+              <w:jc w:val="left"/>
+              <w:rPr>
+                <w:rFonts w:ascii="FangSong_GB2312" w:eastAsia="FangSong_GB2312" w:hAnsi="FangSong_GB2312" w:cs="FangSong_GB2312"/>
+                <w:color w:val="000000"/>
+                <w:kern w:val="0"/>
+                <w:sz w:val="24"/>
+              </w:rPr>
+            </w:pPr>
+            <w:r>
+              <w:rPr>
+                <w:rFonts w:ascii="FangSong_GB2312" w:eastAsia="FangSong_GB2312" w:hAnsi="FangSong_GB2312" w:cs="FangSong_GB2312" w:hint="eastAsia"/>
+                <w:color w:val="000000"/>
+                <w:kern w:val="0"/>
+                <w:sz w:val="24"/>
+              </w:rPr>
+              <w:t xml:space="preserve">课堂思考</w:t>
+            </w:r>
+          </w:p>
+          <w:p>
+            <w:pPr>
+              <w:widowControl/>
+              <w:spacing w:line="400" w:lineRule="exact"/>
+              <w:jc w:val="left"/>
+              <w:rPr>
+                <w:rFonts w:ascii="FangSong_GB2312" w:eastAsia="FangSong_GB2312" w:hAnsi="FangSong_GB2312" w:cs="FangSong_GB2312"/>
+                <w:color w:val="000000"/>
+                <w:kern w:val="0"/>
+                <w:sz w:val="24"/>
+              </w:rPr>
+            </w:pPr>
+            <w:r>
+              <w:rPr>
+                <w:rFonts w:ascii="FangSong_GB2312" w:eastAsia="FangSong_GB2312" w:hAnsi="FangSong_GB2312" w:cs="FangSong_GB2312" w:hint="eastAsia"/>
+                <w:color w:val="000000"/>
+                <w:kern w:val="0"/>
+                <w:sz w:val="24"/>
+              </w:rPr>
+              <w:t xml:space="preserve">教学组织实践项目3状态审计与极端抗压测试，为高危环节规划Figma备用连线</w:t>
+            </w:r>
+          </w:p>
+          <w:p>
+            <w:pPr>
+              <w:widowControl/>
+              <w:spacing w:line="400" w:lineRule="exact"/>
+              <w:jc w:val="left"/>
+              <w:rPr>
+                <w:rFonts w:ascii="FangSong_GB2312" w:eastAsia="FangSong_GB2312" w:hAnsi="FangSong_GB2312" w:cs="FangSong_GB2312"/>
+                <w:color w:val="000000"/>
+                <w:kern w:val="0"/>
+                <w:sz w:val="24"/>
+              </w:rPr>
+            </w:pPr>
+            <w:r>
+              <w:rPr>
+                <w:rFonts w:ascii="FangSong_GB2312" w:eastAsia="FangSong_GB2312" w:hAnsi="FangSong_GB2312" w:cs="FangSong_GB2312" w:hint="eastAsia"/>
+                <w:color w:val="000000"/>
+                <w:kern w:val="0"/>
+                <w:sz w:val="24"/>
+              </w:rPr>
+              <w:t xml:space="preserve">教学方法项目导引、重度 Bug 抢救实演、混合保真兜底演练</w:t>
+            </w:r>
+          </w:p>
+          <w:p>
+            <w:pPr>
+              <w:widowControl/>
+              <w:spacing w:line="400" w:lineRule="exact"/>
+              <w:jc w:val="left"/>
+              <w:rPr>
+                <w:rFonts w:ascii="FangSong_GB2312" w:eastAsia="FangSong_GB2312" w:hAnsi="FangSong_GB2312" w:cs="FangSong_GB2312"/>
+                <w:color w:val="000000"/>
+                <w:kern w:val="0"/>
+                <w:sz w:val="24"/>
+              </w:rPr>
+            </w:pPr>
+            <w:r>
+              <w:rPr>
+                <w:rFonts w:ascii="FangSong_GB2312" w:eastAsia="FangSong_GB2312" w:hAnsi="FangSong_GB2312" w:cs="FangSong_GB2312" w:hint="eastAsia"/>
+                <w:color w:val="000000"/>
+                <w:kern w:val="0"/>
+                <w:sz w:val="24"/>
+              </w:rPr>
+              <w:t xml:space="preserve">时间安排约40分钟（0.9实践学时）</w:t>
+            </w:r>
+          </w:p>
+          <w:p>
+            <w:pPr>
+              <w:widowControl/>
+              <w:spacing w:line="400" w:lineRule="exact"/>
+              <w:jc w:val="left"/>
+              <w:rPr>
+                <w:rFonts w:ascii="FangSong_GB2312" w:eastAsia="FangSong_GB2312" w:hAnsi="FangSong_GB2312" w:cs="FangSong_GB2312"/>
+                <w:color w:val="000000"/>
+                <w:kern w:val="0"/>
+                <w:sz w:val="24"/>
+              </w:rPr>
+            </w:pPr>
+            <w:r>
+              <w:rPr>
+                <w:rFonts w:ascii="FangSong_GB2312" w:eastAsia="FangSong_GB2312" w:hAnsi="FangSong_GB2312" w:cs="FangSong_GB2312" w:hint="eastAsia"/>
+                <w:color w:val="000000"/>
+                <w:kern w:val="0"/>
+                <w:sz w:val="24"/>
+              </w:rPr>
+              <w:t xml:space="preserve">课堂思考</w:t>
             </w:r>
           </w:p>
         </w:tc>
@@ -2118,117 +2325,183 @@
                 <w:kern w:val="0"/>
                 <w:sz w:val="24"/>
               </w:rPr>
-              <w:t xml:space="preserve">【教学组织】知识凝练与教学反思:</w:t>
-            </w:r>
-          </w:p>
-          <w:p>
-            <w:pPr>
-              <w:widowControl/>
-              <w:spacing w:line="400" w:lineRule="exact"/>
-              <w:jc w:val="left"/>
-              <w:rPr>
-                <w:rFonts w:ascii="FangSong_GB2312" w:eastAsia="FangSong_GB2312" w:hAnsi="FangSong_GB2312" w:cs="FangSong_GB2312"/>
-                <w:color w:val="000000"/>
-                <w:kern w:val="0"/>
-                <w:sz w:val="24"/>
-              </w:rPr>
-            </w:pPr>
-            <w:r>
-              <w:rPr>
-                <w:rFonts w:ascii="FangSong_GB2312" w:eastAsia="FangSong_GB2312" w:hAnsi="FangSong_GB2312" w:cs="FangSong_GB2312" w:hint="eastAsia"/>
-                <w:color w:val="000000"/>
-                <w:kern w:val="0"/>
-                <w:sz w:val="24"/>
-              </w:rPr>
-              <w:t xml:space="preserve">1. 归纳梳理：排障经验分享，预告可用性评估</w:t>
-            </w:r>
-          </w:p>
-          <w:p>
-            <w:pPr>
-              <w:widowControl/>
-              <w:spacing w:line="400" w:lineRule="exact"/>
-              <w:jc w:val="left"/>
-              <w:rPr>
-                <w:rFonts w:ascii="FangSong_GB2312" w:eastAsia="FangSong_GB2312" w:hAnsi="FangSong_GB2312" w:cs="FangSong_GB2312"/>
-                <w:color w:val="000000"/>
-                <w:kern w:val="0"/>
-                <w:sz w:val="24"/>
-              </w:rPr>
-            </w:pPr>
-            <w:r>
-              <w:rPr>
-                <w:rFonts w:ascii="FangSong_GB2312" w:eastAsia="FangSong_GB2312" w:hAnsi="FangSong_GB2312" w:cs="FangSong_GB2312" w:hint="eastAsia"/>
-                <w:color w:val="000000"/>
-                <w:kern w:val="0"/>
-                <w:sz w:val="24"/>
-              </w:rPr>
-              <w:t xml:space="preserve">2. 强化记忆：系统性总结本节课核心知识点与技能框架。</w:t>
-            </w:r>
-          </w:p>
-          <w:p>
-            <w:pPr>
-              <w:widowControl/>
-              <w:spacing w:line="400" w:lineRule="exact"/>
-              <w:jc w:val="left"/>
-              <w:rPr>
-                <w:rFonts w:ascii="FangSong_GB2312" w:eastAsia="FangSong_GB2312" w:hAnsi="FangSong_GB2312" w:cs="FangSong_GB2312"/>
-                <w:color w:val="000000"/>
-                <w:kern w:val="0"/>
-                <w:sz w:val="24"/>
-              </w:rPr>
-            </w:pPr>
-            <w:r>
-              <w:rPr>
-                <w:rFonts w:ascii="FangSong_GB2312" w:eastAsia="FangSong_GB2312" w:hAnsi="FangSong_GB2312" w:cs="FangSong_GB2312" w:hint="eastAsia"/>
-                <w:color w:val="000000"/>
-                <w:kern w:val="0"/>
-                <w:sz w:val="24"/>
-              </w:rPr>
-              <w:t xml:space="preserve">3. 布置课后延伸思考与预习任务。</w:t>
-            </w:r>
-          </w:p>
-          <w:p>
-            <w:pPr>
-              <w:widowControl/>
-              <w:spacing w:line="400" w:lineRule="exact"/>
-              <w:jc w:val="left"/>
-              <w:rPr>
-                <w:rFonts w:ascii="FangSong_GB2312" w:eastAsia="FangSong_GB2312" w:hAnsi="FangSong_GB2312" w:cs="FangSong_GB2312"/>
-                <w:color w:val="000000"/>
-                <w:kern w:val="0"/>
-                <w:sz w:val="24"/>
-              </w:rPr>
-            </w:pPr>
-            <w:r>
-              <w:rPr>
-                <w:rFonts w:ascii="FangSong_GB2312" w:eastAsia="FangSong_GB2312" w:hAnsi="FangSong_GB2312" w:cs="FangSong_GB2312" w:hint="eastAsia"/>
-                <w:color w:val="000000"/>
-                <w:kern w:val="0"/>
-                <w:sz w:val="24"/>
-              </w:rPr>
-              <w:t xml:space="preserve">【时间安排】约10分钟（0.2实践学时）</w:t>
-            </w:r>
-          </w:p>
-          <w:p>
-            <w:pPr>
-              <w:widowControl/>
-              <w:spacing w:line="400" w:lineRule="exact"/>
-              <w:jc w:val="left"/>
-              <w:rPr>
-                <w:rFonts w:ascii="FangSong_GB2312" w:eastAsia="FangSong_GB2312" w:hAnsi="FangSong_GB2312" w:cs="FangSong_GB2312"/>
-                <w:color w:val="000000"/>
-                <w:kern w:val="0"/>
-                <w:sz w:val="24"/>
-              </w:rPr>
-            </w:pPr>
-            <w:r>
-              <w:rPr>
-                <w:rFonts w:ascii="FangSong_GB2312" w:eastAsia="FangSong_GB2312" w:hAnsi="FangSong_GB2312" w:cs="FangSong_GB2312" w:hint="eastAsia"/>
-                <w:color w:val="000000"/>
-                <w:kern w:val="0"/>
-                <w:sz w:val="24"/>
-              </w:rPr>
-              <w:t xml:space="preserve">【课程回顾与反思】</w:t>
+              <w:t xml:space="preserve">教学组织总结控制排障节奏与获取AI解释权的核心素养</w:t>
+            </w:r>
+          </w:p>
+          <w:p>
+            <w:pPr>
+              <w:widowControl/>
+              <w:spacing w:line="400" w:lineRule="exact"/>
+              <w:jc w:val="left"/>
+              <w:rPr>
+                <w:rFonts w:ascii="FangSong_GB2312" w:eastAsia="FangSong_GB2312" w:hAnsi="FangSong_GB2312" w:cs="FangSong_GB2312"/>
+                <w:color w:val="000000"/>
+                <w:kern w:val="0"/>
+                <w:sz w:val="24"/>
+              </w:rPr>
+            </w:pPr>
+            <w:r>
+              <w:rPr>
+                <w:rFonts w:ascii="FangSong_GB2312" w:eastAsia="FangSong_GB2312" w:hAnsi="FangSong_GB2312" w:cs="FangSong_GB2312" w:hint="eastAsia"/>
+                <w:color w:val="000000"/>
+                <w:kern w:val="0"/>
+                <w:sz w:val="24"/>
+              </w:rPr>
+              <w:t xml:space="preserve">时间安排约5分钟（0.1实践学时）</w:t>
+            </w:r>
+          </w:p>
+          <w:p>
+            <w:pPr>
+              <w:widowControl/>
+              <w:spacing w:line="400" w:lineRule="exact"/>
+              <w:jc w:val="left"/>
+              <w:rPr>
+                <w:rFonts w:ascii="FangSong_GB2312" w:eastAsia="FangSong_GB2312" w:hAnsi="FangSong_GB2312" w:cs="FangSong_GB2312"/>
+                <w:color w:val="000000"/>
+                <w:kern w:val="0"/>
+                <w:sz w:val="24"/>
+              </w:rPr>
+            </w:pPr>
+            <w:r>
+              <w:rPr>
+                <w:rFonts w:ascii="FangSong_GB2312" w:eastAsia="FangSong_GB2312" w:hAnsi="FangSong_GB2312" w:cs="FangSong_GB2312" w:hint="eastAsia"/>
+                <w:color w:val="000000"/>
+                <w:kern w:val="0"/>
+                <w:sz w:val="24"/>
+              </w:rPr>
+              <w:t xml:space="preserve">课程回顾与反思</w:t>
+            </w:r>
+          </w:p>
+          <w:p>
+            <w:pPr>
+              <w:widowControl/>
+              <w:spacing w:line="400" w:lineRule="exact"/>
+              <w:jc w:val="left"/>
+              <w:rPr>
+                <w:rFonts w:ascii="FangSong_GB2312" w:eastAsia="FangSong_GB2312" w:hAnsi="FangSong_GB2312" w:cs="FangSong_GB2312"/>
+                <w:color w:val="000000"/>
+                <w:kern w:val="0"/>
+                <w:sz w:val="24"/>
+              </w:rPr>
+            </w:pPr>
+            <w:r>
+              <w:rPr>
+                <w:rFonts w:ascii="FangSong_GB2312" w:eastAsia="FangSong_GB2312" w:hAnsi="FangSong_GB2312" w:cs="FangSong_GB2312" w:hint="eastAsia"/>
+                <w:color w:val="000000"/>
+                <w:kern w:val="0"/>
+                <w:sz w:val="24"/>
+              </w:rPr>
+              <w:t xml:space="preserve">教学组织总结用抛弃式原型快速验证核心商业价值的极简设计哲学</w:t>
+            </w:r>
+          </w:p>
+          <w:p>
+            <w:pPr>
+              <w:widowControl/>
+              <w:spacing w:line="400" w:lineRule="exact"/>
+              <w:jc w:val="left"/>
+              <w:rPr>
+                <w:rFonts w:ascii="FangSong_GB2312" w:eastAsia="FangSong_GB2312" w:hAnsi="FangSong_GB2312" w:cs="FangSong_GB2312"/>
+                <w:color w:val="000000"/>
+                <w:kern w:val="0"/>
+                <w:sz w:val="24"/>
+              </w:rPr>
+            </w:pPr>
+            <w:r>
+              <w:rPr>
+                <w:rFonts w:ascii="FangSong_GB2312" w:eastAsia="FangSong_GB2312" w:hAnsi="FangSong_GB2312" w:cs="FangSong_GB2312" w:hint="eastAsia"/>
+                <w:color w:val="000000"/>
+                <w:kern w:val="0"/>
+                <w:sz w:val="24"/>
+              </w:rPr>
+              <w:t xml:space="preserve">时间安排约5分钟（0.1实践学时）</w:t>
+            </w:r>
+          </w:p>
+          <w:p>
+            <w:pPr>
+              <w:widowControl/>
+              <w:spacing w:line="400" w:lineRule="exact"/>
+              <w:jc w:val="left"/>
+              <w:rPr>
+                <w:rFonts w:ascii="FangSong_GB2312" w:eastAsia="FangSong_GB2312" w:hAnsi="FangSong_GB2312" w:cs="FangSong_GB2312"/>
+                <w:color w:val="000000"/>
+                <w:kern w:val="0"/>
+                <w:sz w:val="24"/>
+              </w:rPr>
+            </w:pPr>
+            <w:r>
+              <w:rPr>
+                <w:rFonts w:ascii="FangSong_GB2312" w:eastAsia="FangSong_GB2312" w:hAnsi="FangSong_GB2312" w:cs="FangSong_GB2312" w:hint="eastAsia"/>
+                <w:color w:val="000000"/>
+                <w:kern w:val="0"/>
+                <w:sz w:val="24"/>
+              </w:rPr>
+              <w:t xml:space="preserve">课程回顾与反思</w:t>
+            </w:r>
+          </w:p>
+          <w:p>
+            <w:pPr>
+              <w:widowControl/>
+              <w:spacing w:line="400" w:lineRule="exact"/>
+              <w:jc w:val="left"/>
+              <w:rPr>
+                <w:rFonts w:ascii="FangSong_GB2312" w:eastAsia="FangSong_GB2312" w:hAnsi="FangSong_GB2312" w:cs="FangSong_GB2312"/>
+                <w:color w:val="000000"/>
+                <w:kern w:val="0"/>
+                <w:sz w:val="24"/>
+              </w:rPr>
+            </w:pPr>
+            <w:r>
+              <w:rPr>
+                <w:rFonts w:ascii="FangSong_GB2312" w:eastAsia="FangSong_GB2312" w:hAnsi="FangSong_GB2312" w:cs="FangSong_GB2312" w:hint="eastAsia"/>
+                <w:color w:val="000000"/>
+                <w:kern w:val="0"/>
+                <w:sz w:val="24"/>
+              </w:rPr>
+              <w:t xml:space="preserve">教学组织总结风险管理在产品开发中的重要性，强调答辩演示体验完整性的最高原则</w:t>
+            </w:r>
+          </w:p>
+          <w:p>
+            <w:pPr>
+              <w:widowControl/>
+              <w:spacing w:line="400" w:lineRule="exact"/>
+              <w:jc w:val="left"/>
+              <w:rPr>
+                <w:rFonts w:ascii="FangSong_GB2312" w:eastAsia="FangSong_GB2312" w:hAnsi="FangSong_GB2312" w:cs="FangSong_GB2312"/>
+                <w:color w:val="000000"/>
+                <w:kern w:val="0"/>
+                <w:sz w:val="24"/>
+              </w:rPr>
+            </w:pPr>
+            <w:r>
+              <w:rPr>
+                <w:rFonts w:ascii="FangSong_GB2312" w:eastAsia="FangSong_GB2312" w:hAnsi="FangSong_GB2312" w:cs="FangSong_GB2312" w:hint="eastAsia"/>
+                <w:color w:val="000000"/>
+                <w:kern w:val="0"/>
+                <w:sz w:val="24"/>
+              </w:rPr>
+              <w:t xml:space="preserve">时间安排约5分钟（0.1实践学时）</w:t>
+            </w:r>
+          </w:p>
+          <w:p>
+            <w:pPr>
+              <w:widowControl/>
+              <w:spacing w:line="400" w:lineRule="exact"/>
+              <w:jc w:val="left"/>
+              <w:rPr>
+                <w:rFonts w:ascii="FangSong_GB2312" w:eastAsia="FangSong_GB2312" w:hAnsi="FangSong_GB2312" w:cs="FangSong_GB2312"/>
+                <w:color w:val="000000"/>
+                <w:kern w:val="0"/>
+                <w:sz w:val="24"/>
+              </w:rPr>
+            </w:pPr>
+            <w:r>
+              <w:rPr>
+                <w:rFonts w:ascii="FangSong_GB2312" w:eastAsia="FangSong_GB2312" w:hAnsi="FangSong_GB2312" w:cs="FangSong_GB2312" w:hint="eastAsia"/>
+                <w:color w:val="000000"/>
+                <w:kern w:val="0"/>
+                <w:sz w:val="24"/>
+              </w:rPr>
+              <w:t xml:space="preserve">课程回顾与反思</w:t>
             </w:r>
           </w:p>
         </w:tc>
@@ -2309,7 +2582,7 @@
                 <w:kern w:val="0"/>
                 <w:sz w:val="24"/>
               </w:rPr>
-              <w:t xml:space="preserve">完成 实验4(Exp4) 交付——AI 生成原型的最终串联调试，对无法解决的断点采用 Figma 混合保真兜底，提交排障日志。</w:t>
+              <w:t xml:space="preserve">实践项目3收尾实战准备：执行项目状态极端测试审计，运用排障三步法修复核心链路Bug，并为易出现“状态断裂”的高危环节建立Figma备用锚点与兜底防线；同时完成课后的典型前端报错实战排障练习。</w:t>
             </w:r>
           </w:p>
         </w:tc>
